--- a/Mapped Curriculum Lesson - Supplemental Material/Grade 7/Lesson 20 - Reliable Menus/Reliable Menus - Worksheet.docx
+++ b/Mapped Curriculum Lesson - Supplemental Material/Grade 7/Lesson 20 - Reliable Menus/Reliable Menus - Worksheet.docx
@@ -1504,7 +1504,33 @@
         <w:rPr>
           <w:color w:val="080808"/>
         </w:rPr>
-        <w:t xml:space="preserve">Change the exit route from 2 to 0. Update the menu prompt and the </w:t>
+        <w:t xml:space="preserve">Change the exit option from </w:t>
+      </w:r>
+      <w:r>
+        <w:rPr>
+          <w:color w:val="067D17"/>
+          <w:rFonts w:ascii="Consolas" w:hAnsi="Consolas"/>
+        </w:rPr>
+        <w:t>"2"</w:t>
+      </w:r>
+      <w:r>
+        <w:rPr>
+          <w:color w:val="080808"/>
+        </w:rPr>
+        <w:t xml:space="preserve"> to </w:t>
+      </w:r>
+      <w:r>
+        <w:rPr>
+          <w:color w:val="067D17"/>
+          <w:rFonts w:ascii="Consolas" w:hAnsi="Consolas"/>
+        </w:rPr>
+        <w:t>"0"</w:t>
+      </w:r>
+      <w:r>
+        <w:rPr>
+          <w:color w:val="080808"/>
+        </w:rPr>
+        <w:t xml:space="preserve"> in both the input message and the </w:t>
       </w:r>
       <w:r>
         <w:rPr>
@@ -1517,7 +1543,92 @@
         <w:rPr>
           <w:color w:val="080808"/>
         </w:rPr>
-        <w:t xml:space="preserve"> comparison. Route 1 and invalid input must keep their existing behaviour. Test route 1, the invalid input x, and exit route 0.</w:t>
+        <w:t xml:space="preserve"> condition. Keep option </w:t>
+      </w:r>
+      <w:r>
+        <w:rPr>
+          <w:color w:val="067D17"/>
+          <w:rFonts w:ascii="Consolas" w:hAnsi="Consolas"/>
+        </w:rPr>
+        <w:t>"1"</w:t>
+      </w:r>
+      <w:r>
+        <w:rPr>
+          <w:color w:val="080808"/>
+        </w:rPr>
+        <w:t xml:space="preserve"> and the invalid-input message unchanged. Test </w:t>
+      </w:r>
+      <w:r>
+        <w:rPr>
+          <w:color w:val="067D17"/>
+          <w:rFonts w:ascii="Consolas" w:hAnsi="Consolas"/>
+        </w:rPr>
+        <w:t>"1"</w:t>
+      </w:r>
+      <w:r>
+        <w:rPr>
+          <w:color w:val="080808"/>
+        </w:rPr>
+        <w:t xml:space="preserve">, then </w:t>
+      </w:r>
+      <w:r>
+        <w:rPr>
+          <w:color w:val="067D17"/>
+          <w:rFonts w:ascii="Consolas" w:hAnsi="Consolas"/>
+        </w:rPr>
+        <w:t>"x"</w:t>
+      </w:r>
+      <w:r>
+        <w:rPr>
+          <w:color w:val="080808"/>
+        </w:rPr>
+        <w:t xml:space="preserve">, then </w:t>
+      </w:r>
+      <w:r>
+        <w:rPr>
+          <w:color w:val="067D17"/>
+          <w:rFonts w:ascii="Consolas" w:hAnsi="Consolas"/>
+        </w:rPr>
+        <w:t>"0"</w:t>
+      </w:r>
+      <w:r>
+        <w:rPr>
+          <w:color w:val="080808"/>
+        </w:rPr>
+        <w:t xml:space="preserve">; display </w:t>
+      </w:r>
+      <w:r>
+        <w:rPr>
+          <w:color w:val="067D17"/>
+          <w:rFonts w:ascii="Consolas" w:hAnsi="Consolas"/>
+        </w:rPr>
+        <w:t>"Hello!"</w:t>
+      </w:r>
+      <w:r>
+        <w:rPr>
+          <w:color w:val="080808"/>
+        </w:rPr>
+        <w:t xml:space="preserve">, </w:t>
+      </w:r>
+      <w:r>
+        <w:rPr>
+          <w:color w:val="067D17"/>
+          <w:rFonts w:ascii="Consolas" w:hAnsi="Consolas"/>
+        </w:rPr>
+        <w:t>"Choose 1 or 0."</w:t>
+      </w:r>
+      <w:r>
+        <w:rPr>
+          <w:color w:val="080808"/>
+        </w:rPr>
+        <w:t xml:space="preserve"> and finally </w:t>
+      </w:r>
+      <w:r>
+        <w:rPr>
+          <w:color w:val="067D17"/>
+          <w:rFonts w:ascii="Consolas" w:hAnsi="Consolas"/>
+        </w:rPr>
+        <w:t>"Menu closed."</w:t>
       </w:r>
     </w:p>
     <w:p w14:noSpellErr="1">
@@ -1607,20 +1718,118 @@
         <w:rPr>
           <w:color w:val="080808"/>
         </w:rPr>
-        <w:t xml:space="preserve">Add route 3 to display </w:t>
+        <w:t xml:space="preserve">Add </w:t>
       </w:r>
       <w:r>
         <w:rPr>
           <w:color w:val="067D17"/>
           <w:rFonts w:ascii="Consolas" w:hAnsi="Consolas"/>
         </w:rPr>
+        <w:t>"3: help"</w:t>
+      </w:r>
+      <w:r>
+        <w:rPr>
+          <w:color w:val="080808"/>
+        </w:rPr>
+        <w:t xml:space="preserve"> to the menu input message. Use an </w:t>
+      </w:r>
+      <w:r>
+        <w:rPr>
+          <w:color w:val="1750EB"/>
+          <w:rFonts w:ascii="Consolas" w:hAnsi="Consolas"/>
+        </w:rPr>
+        <w:t>elif</w:t>
+      </w:r>
+      <w:r>
+        <w:rPr>
+          <w:color w:val="080808"/>
+        </w:rPr>
+        <w:t xml:space="preserve"> condition so </w:t>
+      </w:r>
+      <w:r>
+        <w:rPr>
+          <w:color w:val="067D17"/>
+          <w:rFonts w:ascii="Consolas" w:hAnsi="Consolas"/>
+        </w:rPr>
+        <w:t>"3"</w:t>
+      </w:r>
+      <w:r>
+        <w:rPr>
+          <w:color w:val="080808"/>
+        </w:rPr>
+        <w:t xml:space="preserve"> displays </w:t>
+      </w:r>
+      <w:r>
+        <w:rPr>
+          <w:color w:val="067D17"/>
+          <w:rFonts w:ascii="Consolas" w:hAnsi="Consolas"/>
+        </w:rPr>
         <w:t>"Help: choose a number."</w:t>
       </w:r>
       <w:r>
         <w:rPr>
           <w:color w:val="080808"/>
         </w:rPr>
-        <w:t xml:space="preserve"> Update the prompt and invalid guidance. Test the path 3, x, 2.</w:t>
+        <w:t xml:space="preserve"> Change the invalid-input message to </w:t>
+      </w:r>
+      <w:r>
+        <w:rPr>
+          <w:color w:val="067D17"/>
+          <w:rFonts w:ascii="Consolas" w:hAnsi="Consolas"/>
+        </w:rPr>
+        <w:t>"Choose 1, 2 or 3."</w:t>
+      </w:r>
+      <w:r>
+        <w:rPr>
+          <w:color w:val="080808"/>
+        </w:rPr>
+        <w:t xml:space="preserve"> Test </w:t>
+      </w:r>
+      <w:r>
+        <w:rPr>
+          <w:color w:val="067D17"/>
+          <w:rFonts w:ascii="Consolas" w:hAnsi="Consolas"/>
+        </w:rPr>
+        <w:t>"3"</w:t>
+      </w:r>
+      <w:r>
+        <w:rPr>
+          <w:color w:val="080808"/>
+        </w:rPr>
+        <w:t xml:space="preserve">, </w:t>
+      </w:r>
+      <w:r>
+        <w:rPr>
+          <w:color w:val="067D17"/>
+          <w:rFonts w:ascii="Consolas" w:hAnsi="Consolas"/>
+        </w:rPr>
+        <w:t>"x"</w:t>
+      </w:r>
+      <w:r>
+        <w:rPr>
+          <w:color w:val="080808"/>
+        </w:rPr>
+        <w:t xml:space="preserve">, then </w:t>
+      </w:r>
+      <w:r>
+        <w:rPr>
+          <w:color w:val="067D17"/>
+          <w:rFonts w:ascii="Consolas" w:hAnsi="Consolas"/>
+        </w:rPr>
+        <w:t>"2"</w:t>
+      </w:r>
+      <w:r>
+        <w:rPr>
+          <w:color w:val="080808"/>
+        </w:rPr>
+        <w:t xml:space="preserve">; display the help message, invalid-input message, then </w:t>
+      </w:r>
+      <w:r>
+        <w:rPr>
+          <w:color w:val="067D17"/>
+          <w:rFonts w:ascii="Consolas" w:hAnsi="Consolas"/>
+        </w:rPr>
+        <w:t>"Menu closed."</w:t>
       </w:r>
     </w:p>
     <w:p>
@@ -1647,7 +1856,202 @@
         <w:rPr>
           <w:color w:val="080808"/>
         </w:rPr>
-        <w:t>Build a repeating transport menu with two useful routes, one exit route and one invalid-input message. At least one useful route must ask a follow-up question and display a labelled response.</w:t>
+        <w:t xml:space="preserve">Use a </w:t>
+      </w:r>
+      <w:r>
+        <w:rPr>
+          <w:color w:val="1750EB"/>
+          <w:rFonts w:ascii="Consolas" w:hAnsi="Consolas"/>
+        </w:rPr>
+        <w:t>while</w:t>
+      </w:r>
+      <w:r>
+        <w:rPr>
+          <w:color w:val="080808"/>
+        </w:rPr>
+        <w:t xml:space="preserve"> loop to repeat the menu </w:t>
+      </w:r>
+      <w:r>
+        <w:rPr>
+          <w:color w:val="067D17"/>
+          <w:rFonts w:ascii="Consolas" w:hAnsi="Consolas"/>
+        </w:rPr>
+        <w:t>"1: bus, 2: walk, 3: leave"</w:t>
+      </w:r>
+      <w:r>
+        <w:rPr>
+          <w:color w:val="080808"/>
+        </w:rPr>
+        <w:t xml:space="preserve">. Use </w:t>
+      </w:r>
+      <w:r>
+        <w:rPr>
+          <w:color w:val="1750EB"/>
+          <w:rFonts w:ascii="Consolas" w:hAnsi="Consolas"/>
+        </w:rPr>
+        <w:t>if</w:t>
+      </w:r>
+      <w:r>
+        <w:rPr>
+          <w:color w:val="080808"/>
+        </w:rPr>
+        <w:t xml:space="preserve"> and </w:t>
+      </w:r>
+      <w:r>
+        <w:rPr>
+          <w:color w:val="1750EB"/>
+          <w:rFonts w:ascii="Consolas" w:hAnsi="Consolas"/>
+        </w:rPr>
+        <w:t>elif</w:t>
+      </w:r>
+      <w:r>
+        <w:rPr>
+          <w:color w:val="080808"/>
+        </w:rPr>
+        <w:t xml:space="preserve"> conditions for the choices. For </w:t>
+      </w:r>
+      <w:r>
+        <w:rPr>
+          <w:color w:val="067D17"/>
+          <w:rFonts w:ascii="Consolas" w:hAnsi="Consolas"/>
+        </w:rPr>
+        <w:t>"1"</w:t>
+      </w:r>
+      <w:r>
+        <w:rPr>
+          <w:color w:val="080808"/>
+        </w:rPr>
+        <w:t xml:space="preserve">, ask for a bus stop in [stop] and display </w:t>
+      </w:r>
+      <w:r>
+        <w:rPr>
+          <w:color w:val="067D17"/>
+          <w:rFonts w:ascii="Consolas" w:hAnsi="Consolas"/>
+        </w:rPr>
+        <w:t>"Selected stop:"</w:t>
+      </w:r>
+      <w:r>
+        <w:rPr>
+          <w:color w:val="080808"/>
+        </w:rPr>
+        <w:t xml:space="preserve"> with [stop]. For </w:t>
+      </w:r>
+      <w:r>
+        <w:rPr>
+          <w:color w:val="067D17"/>
+          <w:rFonts w:ascii="Consolas" w:hAnsi="Consolas"/>
+        </w:rPr>
+        <w:t>"2"</w:t>
+      </w:r>
+      <w:r>
+        <w:rPr>
+          <w:color w:val="080808"/>
+        </w:rPr>
+        <w:t xml:space="preserve">, display </w:t>
+      </w:r>
+      <w:r>
+        <w:rPr>
+          <w:color w:val="067D17"/>
+          <w:rFonts w:ascii="Consolas" w:hAnsi="Consolas"/>
+        </w:rPr>
+        <w:t>"Walk selected."</w:t>
+      </w:r>
+      <w:r>
+        <w:rPr>
+          <w:color w:val="080808"/>
+        </w:rPr>
+        <w:t xml:space="preserve"> For </w:t>
+      </w:r>
+      <w:r>
+        <w:rPr>
+          <w:color w:val="067D17"/>
+          <w:rFonts w:ascii="Consolas" w:hAnsi="Consolas"/>
+        </w:rPr>
+        <w:t>"3"</w:t>
+      </w:r>
+      <w:r>
+        <w:rPr>
+          <w:color w:val="080808"/>
+        </w:rPr>
+        <w:t xml:space="preserve">, end the loop and display </w:t>
+      </w:r>
+      <w:r>
+        <w:rPr>
+          <w:color w:val="067D17"/>
+          <w:rFonts w:ascii="Consolas" w:hAnsi="Consolas"/>
+        </w:rPr>
+        <w:t>"Planner closed."</w:t>
+      </w:r>
+      <w:r>
+        <w:rPr>
+          <w:color w:val="080808"/>
+        </w:rPr>
+        <w:t xml:space="preserve"> Otherwise, display </w:t>
+      </w:r>
+      <w:r>
+        <w:rPr>
+          <w:color w:val="067D17"/>
+          <w:rFonts w:ascii="Consolas" w:hAnsi="Consolas"/>
+        </w:rPr>
+        <w:t>"Choose 1, 2 or 3."</w:t>
+      </w:r>
+      <w:r>
+        <w:rPr>
+          <w:color w:val="080808"/>
+        </w:rPr>
+        <w:t xml:space="preserve"> Test </w:t>
+      </w:r>
+      <w:r>
+        <w:rPr>
+          <w:color w:val="067D17"/>
+          <w:rFonts w:ascii="Consolas" w:hAnsi="Consolas"/>
+        </w:rPr>
+        <w:t>"1"</w:t>
+      </w:r>
+      <w:r>
+        <w:rPr>
+          <w:color w:val="080808"/>
+        </w:rPr>
+        <w:t xml:space="preserve">, </w:t>
+      </w:r>
+      <w:r>
+        <w:rPr>
+          <w:color w:val="067D17"/>
+          <w:rFonts w:ascii="Consolas" w:hAnsi="Consolas"/>
+        </w:rPr>
+        <w:t>"Central"</w:t>
+      </w:r>
+      <w:r>
+        <w:rPr>
+          <w:color w:val="080808"/>
+        </w:rPr>
+        <w:t xml:space="preserve">, </w:t>
+      </w:r>
+      <w:r>
+        <w:rPr>
+          <w:color w:val="067D17"/>
+          <w:rFonts w:ascii="Consolas" w:hAnsi="Consolas"/>
+        </w:rPr>
+        <w:t>"2"</w:t>
+      </w:r>
+      <w:r>
+        <w:rPr>
+          <w:color w:val="080808"/>
+        </w:rPr>
+        <w:t xml:space="preserve">, then </w:t>
+      </w:r>
+      <w:r>
+        <w:rPr>
+          <w:color w:val="067D17"/>
+          <w:rFonts w:ascii="Consolas" w:hAnsi="Consolas"/>
+        </w:rPr>
+        <w:t>"3"</w:t>
+      </w:r>
+      <w:r>
+        <w:rPr>
+          <w:color w:val="080808"/>
+        </w:rPr>
+        <w:t>.</w:t>
       </w:r>
     </w:p>
     <w:p>

--- a/Mapped Curriculum Lesson - Supplemental Material/Grade 7/Lesson 20 - Reliable Menus/Reliable Menus - Worksheet.docx
+++ b/Mapped Curriculum Lesson - Supplemental Material/Grade 7/Lesson 20 - Reliable Menus/Reliable Menus - Worksheet.docx
@@ -1504,12 +1504,121 @@
         <w:rPr>
           <w:color w:val="080808"/>
         </w:rPr>
-        <w:t xml:space="preserve">Change the exit option from </w:t>
+        <w:t xml:space="preserve">Change the example so it counts how many times the user chooses </w:t>
       </w:r>
       <w:r>
         <w:rPr>
           <w:color w:val="067D17"/>
-          <w:rFonts w:ascii="Consolas" w:hAnsi="Consolas"/>
+          <w:rFonts w:ascii="JetBrains Mono" w:hAnsi="JetBrains Mono"/>
+          <w:sz w:val="20"/>
+          <w:szCs w:val="20"/>
+        </w:rPr>
+        <w:t>"1"</w:t>
+      </w:r>
+      <w:r>
+        <w:rPr>
+          <w:color w:val="080808"/>
+        </w:rPr>
+        <w:t xml:space="preserve">. Store 0 in </w:t>
+      </w:r>
+      <w:r>
+        <w:rPr>
+          <w:color w:val="6A1B9A"/>
+          <w:rFonts w:ascii="JetBrains Mono" w:hAnsi="JetBrains Mono"/>
+          <w:sz w:val="20"/>
+          <w:szCs w:val="20"/>
+          <w:shd w:val="clear" w:color="auto" w:fill="ECEAF4"/>
+        </w:rPr>
+        <w:t> greetings </w:t>
+      </w:r>
+      <w:r>
+        <w:rPr>
+          <w:color w:val="080808"/>
+        </w:rPr>
+        <w:t xml:space="preserve"> before the loop and add 1 each time </w:t>
+      </w:r>
+      <w:r>
+        <w:rPr>
+          <w:color w:val="067D17"/>
+          <w:rFonts w:ascii="JetBrains Mono" w:hAnsi="JetBrains Mono"/>
+          <w:sz w:val="20"/>
+          <w:szCs w:val="20"/>
+        </w:rPr>
+        <w:t>"Hello!"</w:t>
+      </w:r>
+      <w:r>
+        <w:rPr>
+          <w:color w:val="080808"/>
+        </w:rPr>
+        <w:t xml:space="preserve"> is displayed. After the loop, display </w:t>
+      </w:r>
+      <w:r>
+        <w:rPr>
+          <w:color w:val="067D17"/>
+          <w:rFonts w:ascii="JetBrains Mono" w:hAnsi="JetBrains Mono"/>
+          <w:sz w:val="20"/>
+          <w:szCs w:val="20"/>
+        </w:rPr>
+        <w:t>"Greetings:"</w:t>
+      </w:r>
+      <w:r>
+        <w:rPr>
+          <w:color w:val="080808"/>
+        </w:rPr>
+        <w:t xml:space="preserve"> followed by </w:t>
+      </w:r>
+      <w:r>
+        <w:rPr>
+          <w:color w:val="6A1B9A"/>
+          <w:rFonts w:ascii="JetBrains Mono" w:hAnsi="JetBrains Mono"/>
+          <w:sz w:val="20"/>
+          <w:szCs w:val="20"/>
+          <w:shd w:val="clear" w:color="auto" w:fill="ECEAF4"/>
+        </w:rPr>
+        <w:t> greetings </w:t>
+      </w:r>
+      <w:r>
+        <w:rPr>
+          <w:color w:val="080808"/>
+        </w:rPr>
+        <w:t xml:space="preserve">. For example, </w:t>
+      </w:r>
+      <w:r>
+        <w:rPr>
+          <w:color w:val="067D17"/>
+          <w:rFonts w:ascii="JetBrains Mono" w:hAnsi="JetBrains Mono"/>
+          <w:sz w:val="20"/>
+          <w:szCs w:val="20"/>
+        </w:rPr>
+        <w:t>"1"</w:t>
+      </w:r>
+      <w:r>
+        <w:rPr>
+          <w:color w:val="080808"/>
+        </w:rPr>
+        <w:t xml:space="preserve">, </w:t>
+      </w:r>
+      <w:r>
+        <w:rPr>
+          <w:color w:val="067D17"/>
+          <w:rFonts w:ascii="JetBrains Mono" w:hAnsi="JetBrains Mono"/>
+          <w:sz w:val="20"/>
+          <w:szCs w:val="20"/>
+        </w:rPr>
+        <w:t>"1"</w:t>
+      </w:r>
+      <w:r>
+        <w:rPr>
+          <w:color w:val="080808"/>
+        </w:rPr>
+        <w:t xml:space="preserve"> and </w:t>
+      </w:r>
+      <w:r>
+        <w:rPr>
+          <w:color w:val="067D17"/>
+          <w:rFonts w:ascii="JetBrains Mono" w:hAnsi="JetBrains Mono"/>
+          <w:sz w:val="20"/>
+          <w:szCs w:val="20"/>
         </w:rPr>
         <w:t>"2"</w:t>
       </w:r>
@@ -1517,118 +1626,22 @@
         <w:rPr>
           <w:color w:val="080808"/>
         </w:rPr>
-        <w:t xml:space="preserve"> to </w:t>
+        <w:t xml:space="preserve"> display </w:t>
       </w:r>
       <w:r>
         <w:rPr>
           <w:color w:val="067D17"/>
-          <w:rFonts w:ascii="Consolas" w:hAnsi="Consolas"/>
-        </w:rPr>
-        <w:t>"0"</w:t>
-      </w:r>
-      <w:r>
-        <w:rPr>
-          <w:color w:val="080808"/>
-        </w:rPr>
-        <w:t xml:space="preserve"> in both the input message and the </w:t>
-      </w:r>
-      <w:r>
-        <w:rPr>
-          <w:color w:val="1750EB"/>
-          <w:rFonts w:ascii="Consolas" w:hAnsi="Consolas"/>
-        </w:rPr>
-        <w:t>elif</w:t>
-      </w:r>
-      <w:r>
-        <w:rPr>
-          <w:color w:val="080808"/>
-        </w:rPr>
-        <w:t xml:space="preserve"> condition. Keep option </w:t>
-      </w:r>
-      <w:r>
-        <w:rPr>
-          <w:color w:val="067D17"/>
-          <w:rFonts w:ascii="Consolas" w:hAnsi="Consolas"/>
-        </w:rPr>
-        <w:t>"1"</w:t>
-      </w:r>
-      <w:r>
-        <w:rPr>
-          <w:color w:val="080808"/>
-        </w:rPr>
-        <w:t xml:space="preserve"> and the invalid-input message unchanged. Test </w:t>
-      </w:r>
-      <w:r>
-        <w:rPr>
-          <w:color w:val="067D17"/>
-          <w:rFonts w:ascii="Consolas" w:hAnsi="Consolas"/>
-        </w:rPr>
-        <w:t>"1"</w:t>
-      </w:r>
-      <w:r>
-        <w:rPr>
-          <w:color w:val="080808"/>
-        </w:rPr>
-        <w:t xml:space="preserve">, then </w:t>
-      </w:r>
-      <w:r>
-        <w:rPr>
-          <w:color w:val="067D17"/>
-          <w:rFonts w:ascii="Consolas" w:hAnsi="Consolas"/>
-        </w:rPr>
-        <w:t>"x"</w:t>
-      </w:r>
-      <w:r>
-        <w:rPr>
-          <w:color w:val="080808"/>
-        </w:rPr>
-        <w:t xml:space="preserve">, then </w:t>
-      </w:r>
-      <w:r>
-        <w:rPr>
-          <w:color w:val="067D17"/>
-          <w:rFonts w:ascii="Consolas" w:hAnsi="Consolas"/>
-        </w:rPr>
-        <w:t>"0"</w:t>
-      </w:r>
-      <w:r>
-        <w:rPr>
-          <w:color w:val="080808"/>
-        </w:rPr>
-        <w:t xml:space="preserve">; display </w:t>
-      </w:r>
-      <w:r>
-        <w:rPr>
-          <w:color w:val="067D17"/>
-          <w:rFonts w:ascii="Consolas" w:hAnsi="Consolas"/>
-        </w:rPr>
-        <w:t>"Hello!"</w:t>
-      </w:r>
-      <w:r>
-        <w:rPr>
-          <w:color w:val="080808"/>
-        </w:rPr>
-        <w:t xml:space="preserve">, </w:t>
-      </w:r>
-      <w:r>
-        <w:rPr>
-          <w:color w:val="067D17"/>
-          <w:rFonts w:ascii="Consolas" w:hAnsi="Consolas"/>
-        </w:rPr>
-        <w:t>"Choose 1 or 0."</w:t>
-      </w:r>
-      <w:r>
-        <w:rPr>
-          <w:color w:val="080808"/>
-        </w:rPr>
-        <w:t xml:space="preserve"> and finally </w:t>
-      </w:r>
-      <w:r>
-        <w:rPr>
-          <w:color w:val="067D17"/>
-          <w:rFonts w:ascii="Consolas" w:hAnsi="Consolas"/>
-        </w:rPr>
-        <w:t>"Menu closed."</w:t>
+          <w:rFonts w:ascii="JetBrains Mono" w:hAnsi="JetBrains Mono"/>
+          <w:sz w:val="20"/>
+          <w:szCs w:val="20"/>
+        </w:rPr>
+        <w:t>"Greetings: 2"</w:t>
+      </w:r>
+      <w:r>
+        <w:rPr>
+          <w:color w:val="080808"/>
+        </w:rPr>
+        <w:t>.</w:t>
       </w:r>
     </w:p>
     <w:p w14:noSpellErr="1">
@@ -1718,12 +1731,14 @@
         <w:rPr>
           <w:color w:val="080808"/>
         </w:rPr>
-        <w:t xml:space="preserve">Add </w:t>
+        <w:t xml:space="preserve">Extend the example menu with </w:t>
       </w:r>
       <w:r>
         <w:rPr>
           <w:color w:val="067D17"/>
-          <w:rFonts w:ascii="Consolas" w:hAnsi="Consolas"/>
+          <w:rFonts w:ascii="JetBrains Mono" w:hAnsi="JetBrains Mono"/>
+          <w:sz w:val="20"/>
+          <w:szCs w:val="20"/>
         </w:rPr>
         <w:t>"3: help"</w:t>
       </w:r>
@@ -1731,12 +1746,14 @@
         <w:rPr>
           <w:color w:val="080808"/>
         </w:rPr>
-        <w:t xml:space="preserve"> to the menu input message. Use an </w:t>
+        <w:t xml:space="preserve">. Add an </w:t>
       </w:r>
       <w:r>
         <w:rPr>
           <w:color w:val="1750EB"/>
-          <w:rFonts w:ascii="Consolas" w:hAnsi="Consolas"/>
+          <w:rFonts w:ascii="JetBrains Mono" w:hAnsi="JetBrains Mono"/>
+          <w:sz w:val="20"/>
+          <w:szCs w:val="20"/>
         </w:rPr>
         <w:t>elif</w:t>
       </w:r>
@@ -1744,12 +1761,44 @@
         <w:rPr>
           <w:color w:val="080808"/>
         </w:rPr>
-        <w:t xml:space="preserve"> condition so </w:t>
+        <w:t xml:space="preserve"> condition that displays </w:t>
       </w:r>
       <w:r>
         <w:rPr>
           <w:color w:val="067D17"/>
-          <w:rFonts w:ascii="Consolas" w:hAnsi="Consolas"/>
+          <w:rFonts w:ascii="JetBrains Mono" w:hAnsi="JetBrains Mono"/>
+          <w:sz w:val="20"/>
+          <w:szCs w:val="20"/>
+        </w:rPr>
+        <w:t>"Help: choose a number."</w:t>
+      </w:r>
+      <w:r>
+        <w:rPr>
+          <w:color w:val="080808"/>
+        </w:rPr>
+        <w:t xml:space="preserve"> and change the invalid-input message to </w:t>
+      </w:r>
+      <w:r>
+        <w:rPr>
+          <w:color w:val="067D17"/>
+          <w:rFonts w:ascii="JetBrains Mono" w:hAnsi="JetBrains Mono"/>
+          <w:sz w:val="20"/>
+          <w:szCs w:val="20"/>
+        </w:rPr>
+        <w:t>"Choose 1, 2 or 3."</w:t>
+      </w:r>
+      <w:r>
+        <w:rPr>
+          <w:color w:val="080808"/>
+        </w:rPr>
+        <w:t xml:space="preserve"> For example, </w:t>
+      </w:r>
+      <w:r>
+        <w:rPr>
+          <w:color w:val="067D17"/>
+          <w:rFonts w:ascii="JetBrains Mono" w:hAnsi="JetBrains Mono"/>
+          <w:sz w:val="20"/>
+          <w:szCs w:val="20"/>
         </w:rPr>
         <w:t>"3"</w:t>
       </w:r>
@@ -1757,77 +1806,44 @@
         <w:rPr>
           <w:color w:val="080808"/>
         </w:rPr>
-        <w:t xml:space="preserve"> displays </w:t>
+        <w:t xml:space="preserve">, </w:t>
       </w:r>
       <w:r>
         <w:rPr>
           <w:color w:val="067D17"/>
-          <w:rFonts w:ascii="Consolas" w:hAnsi="Consolas"/>
-        </w:rPr>
-        <w:t>"Help: choose a number."</w:t>
-      </w:r>
-      <w:r>
-        <w:rPr>
-          <w:color w:val="080808"/>
-        </w:rPr>
-        <w:t xml:space="preserve"> Change the invalid-input message to </w:t>
+          <w:rFonts w:ascii="JetBrains Mono" w:hAnsi="JetBrains Mono"/>
+          <w:sz w:val="20"/>
+          <w:szCs w:val="20"/>
+        </w:rPr>
+        <w:t>"x"</w:t>
+      </w:r>
+      <w:r>
+        <w:rPr>
+          <w:color w:val="080808"/>
+        </w:rPr>
+        <w:t xml:space="preserve"> and </w:t>
       </w:r>
       <w:r>
         <w:rPr>
           <w:color w:val="067D17"/>
-          <w:rFonts w:ascii="Consolas" w:hAnsi="Consolas"/>
-        </w:rPr>
-        <w:t>"Choose 1, 2 or 3."</w:t>
-      </w:r>
-      <w:r>
-        <w:rPr>
-          <w:color w:val="080808"/>
-        </w:rPr>
-        <w:t xml:space="preserve"> Test </w:t>
+          <w:rFonts w:ascii="JetBrains Mono" w:hAnsi="JetBrains Mono"/>
+          <w:sz w:val="20"/>
+          <w:szCs w:val="20"/>
+        </w:rPr>
+        <w:t>"2"</w:t>
+      </w:r>
+      <w:r>
+        <w:rPr>
+          <w:color w:val="080808"/>
+        </w:rPr>
+        <w:t xml:space="preserve"> show the help message, the invalid message, then </w:t>
       </w:r>
       <w:r>
         <w:rPr>
           <w:color w:val="067D17"/>
-          <w:rFonts w:ascii="Consolas" w:hAnsi="Consolas"/>
-        </w:rPr>
-        <w:t>"3"</w:t>
-      </w:r>
-      <w:r>
-        <w:rPr>
-          <w:color w:val="080808"/>
-        </w:rPr>
-        <w:t xml:space="preserve">, </w:t>
-      </w:r>
-      <w:r>
-        <w:rPr>
-          <w:color w:val="067D17"/>
-          <w:rFonts w:ascii="Consolas" w:hAnsi="Consolas"/>
-        </w:rPr>
-        <w:t>"x"</w:t>
-      </w:r>
-      <w:r>
-        <w:rPr>
-          <w:color w:val="080808"/>
-        </w:rPr>
-        <w:t xml:space="preserve">, then </w:t>
-      </w:r>
-      <w:r>
-        <w:rPr>
-          <w:color w:val="067D17"/>
-          <w:rFonts w:ascii="Consolas" w:hAnsi="Consolas"/>
-        </w:rPr>
-        <w:t>"2"</w:t>
-      </w:r>
-      <w:r>
-        <w:rPr>
-          <w:color w:val="080808"/>
-        </w:rPr>
-        <w:t xml:space="preserve">; display the help message, invalid-input message, then </w:t>
-      </w:r>
-      <w:r>
-        <w:rPr>
-          <w:color w:val="067D17"/>
-          <w:rFonts w:ascii="Consolas" w:hAnsi="Consolas"/>
+          <w:rFonts w:ascii="JetBrains Mono" w:hAnsi="JetBrains Mono"/>
+          <w:sz w:val="20"/>
+          <w:szCs w:val="20"/>
         </w:rPr>
         <w:t>"Menu closed."</w:t>
       </w:r>
@@ -1856,12 +1872,29 @@
         <w:rPr>
           <w:color w:val="080808"/>
         </w:rPr>
-        <w:t xml:space="preserve">Use a </w:t>
+        <w:t xml:space="preserve">Create a travel-planner menu with </w:t>
+      </w:r>
+      <w:r>
+        <w:rPr>
+          <w:color w:val="067D17"/>
+          <w:rFonts w:ascii="JetBrains Mono" w:hAnsi="JetBrains Mono"/>
+          <w:sz w:val="20"/>
+          <w:szCs w:val="20"/>
+        </w:rPr>
+        <w:t>"1: bus, 2: walk, 3: leave"</w:t>
+      </w:r>
+      <w:r>
+        <w:rPr>
+          <w:color w:val="080808"/>
+        </w:rPr>
+        <w:t xml:space="preserve">. Use a </w:t>
       </w:r>
       <w:r>
         <w:rPr>
           <w:color w:val="1750EB"/>
-          <w:rFonts w:ascii="Consolas" w:hAnsi="Consolas"/>
+          <w:rFonts w:ascii="JetBrains Mono" w:hAnsi="JetBrains Mono"/>
+          <w:sz w:val="20"/>
+          <w:szCs w:val="20"/>
         </w:rPr>
         <w:t>while</w:t>
       </w:r>
@@ -1869,189 +1902,151 @@
         <w:rPr>
           <w:color w:val="080808"/>
         </w:rPr>
-        <w:t xml:space="preserve"> loop to repeat the menu </w:t>
+        <w:t xml:space="preserve"> loop with a </w:t>
+      </w:r>
+      <w:r>
+        <w:rPr>
+          <w:color w:val="1750EB"/>
+          <w:rFonts w:ascii="JetBrains Mono" w:hAnsi="JetBrains Mono"/>
+          <w:sz w:val="20"/>
+          <w:szCs w:val="20"/>
+        </w:rPr>
+        <w:t>Boolean</w:t>
+      </w:r>
+      <w:r>
+        <w:rPr>
+          <w:color w:val="080808"/>
+        </w:rPr>
+        <w:t xml:space="preserve"> flag, and if, </w:t>
+      </w:r>
+      <w:r>
+        <w:rPr>
+          <w:color w:val="1750EB"/>
+          <w:rFonts w:ascii="JetBrains Mono" w:hAnsi="JetBrains Mono"/>
+          <w:sz w:val="20"/>
+          <w:szCs w:val="20"/>
+        </w:rPr>
+        <w:t>elif</w:t>
+      </w:r>
+      <w:r>
+        <w:rPr>
+          <w:color w:val="080808"/>
+        </w:rPr>
+        <w:t xml:space="preserve"> and </w:t>
+      </w:r>
+      <w:r>
+        <w:rPr>
+          <w:color w:val="1750EB"/>
+          <w:rFonts w:ascii="JetBrains Mono" w:hAnsi="JetBrains Mono"/>
+          <w:sz w:val="20"/>
+          <w:szCs w:val="20"/>
+        </w:rPr>
+        <w:t>else</w:t>
+      </w:r>
+      <w:r>
+        <w:rPr>
+          <w:color w:val="080808"/>
+        </w:rPr>
+        <w:t xml:space="preserve"> for the choices. For </w:t>
       </w:r>
       <w:r>
         <w:rPr>
           <w:color w:val="067D17"/>
-          <w:rFonts w:ascii="Consolas" w:hAnsi="Consolas"/>
-        </w:rPr>
-        <w:t>"1: bus, 2: walk, 3: leave"</w:t>
-      </w:r>
-      <w:r>
-        <w:rPr>
-          <w:color w:val="080808"/>
-        </w:rPr>
-        <w:t xml:space="preserve">. Use </w:t>
-      </w:r>
-      <w:r>
-        <w:rPr>
-          <w:color w:val="1750EB"/>
-          <w:rFonts w:ascii="Consolas" w:hAnsi="Consolas"/>
-        </w:rPr>
-        <w:t>if</w:t>
-      </w:r>
-      <w:r>
-        <w:rPr>
-          <w:color w:val="080808"/>
-        </w:rPr>
-        <w:t xml:space="preserve"> and </w:t>
-      </w:r>
-      <w:r>
-        <w:rPr>
-          <w:color w:val="1750EB"/>
-          <w:rFonts w:ascii="Consolas" w:hAnsi="Consolas"/>
-        </w:rPr>
-        <w:t>elif</w:t>
-      </w:r>
-      <w:r>
-        <w:rPr>
-          <w:color w:val="080808"/>
-        </w:rPr>
-        <w:t xml:space="preserve"> conditions for the choices. For </w:t>
+          <w:rFonts w:ascii="JetBrains Mono" w:hAnsi="JetBrains Mono"/>
+          <w:sz w:val="20"/>
+          <w:szCs w:val="20"/>
+        </w:rPr>
+        <w:t>"1"</w:t>
+      </w:r>
+      <w:r>
+        <w:rPr>
+          <w:color w:val="080808"/>
+        </w:rPr>
+        <w:t xml:space="preserve">, ask for a bus stop and display it after </w:t>
       </w:r>
       <w:r>
         <w:rPr>
           <w:color w:val="067D17"/>
-          <w:rFonts w:ascii="Consolas" w:hAnsi="Consolas"/>
-        </w:rPr>
-        <w:t>"1"</w:t>
-      </w:r>
-      <w:r>
-        <w:rPr>
-          <w:color w:val="080808"/>
-        </w:rPr>
-        <w:t xml:space="preserve">, ask for a bus stop in [stop] and display </w:t>
+          <w:rFonts w:ascii="JetBrains Mono" w:hAnsi="JetBrains Mono"/>
+          <w:sz w:val="20"/>
+          <w:szCs w:val="20"/>
+        </w:rPr>
+        <w:t>"Selected stop:"</w:t>
+      </w:r>
+      <w:r>
+        <w:rPr>
+          <w:color w:val="080808"/>
+        </w:rPr>
+        <w:t xml:space="preserve">. For </w:t>
       </w:r>
       <w:r>
         <w:rPr>
           <w:color w:val="067D17"/>
-          <w:rFonts w:ascii="Consolas" w:hAnsi="Consolas"/>
-        </w:rPr>
-        <w:t>"Selected stop:"</w:t>
-      </w:r>
-      <w:r>
-        <w:rPr>
-          <w:color w:val="080808"/>
-        </w:rPr>
-        <w:t xml:space="preserve"> with [stop]. For </w:t>
+          <w:rFonts w:ascii="JetBrains Mono" w:hAnsi="JetBrains Mono"/>
+          <w:sz w:val="20"/>
+          <w:szCs w:val="20"/>
+        </w:rPr>
+        <w:t>"2"</w:t>
+      </w:r>
+      <w:r>
+        <w:rPr>
+          <w:color w:val="080808"/>
+        </w:rPr>
+        <w:t xml:space="preserve">, display </w:t>
       </w:r>
       <w:r>
         <w:rPr>
           <w:color w:val="067D17"/>
-          <w:rFonts w:ascii="Consolas" w:hAnsi="Consolas"/>
-        </w:rPr>
-        <w:t>"2"</w:t>
-      </w:r>
-      <w:r>
-        <w:rPr>
-          <w:color w:val="080808"/>
-        </w:rPr>
-        <w:t xml:space="preserve">, display </w:t>
+          <w:rFonts w:ascii="JetBrains Mono" w:hAnsi="JetBrains Mono"/>
+          <w:sz w:val="20"/>
+          <w:szCs w:val="20"/>
+        </w:rPr>
+        <w:t>"Walk selected."</w:t>
+      </w:r>
+      <w:r>
+        <w:rPr>
+          <w:color w:val="080808"/>
+        </w:rPr>
+        <w:t xml:space="preserve">. For </w:t>
       </w:r>
       <w:r>
         <w:rPr>
           <w:color w:val="067D17"/>
-          <w:rFonts w:ascii="Consolas" w:hAnsi="Consolas"/>
-        </w:rPr>
-        <w:t>"Walk selected."</w:t>
-      </w:r>
-      <w:r>
-        <w:rPr>
-          <w:color w:val="080808"/>
-        </w:rPr>
-        <w:t xml:space="preserve"> For </w:t>
+          <w:rFonts w:ascii="JetBrains Mono" w:hAnsi="JetBrains Mono"/>
+          <w:sz w:val="20"/>
+          <w:szCs w:val="20"/>
+        </w:rPr>
+        <w:t>"3"</w:t>
+      </w:r>
+      <w:r>
+        <w:rPr>
+          <w:color w:val="080808"/>
+        </w:rPr>
+        <w:t xml:space="preserve">, stop and display </w:t>
       </w:r>
       <w:r>
         <w:rPr>
           <w:color w:val="067D17"/>
-          <w:rFonts w:ascii="Consolas" w:hAnsi="Consolas"/>
-        </w:rPr>
-        <w:t>"3"</w:t>
-      </w:r>
-      <w:r>
-        <w:rPr>
-          <w:color w:val="080808"/>
-        </w:rPr>
-        <w:t xml:space="preserve">, end the loop and display </w:t>
+          <w:rFonts w:ascii="JetBrains Mono" w:hAnsi="JetBrains Mono"/>
+          <w:sz w:val="20"/>
+          <w:szCs w:val="20"/>
+        </w:rPr>
+        <w:t>"Planner closed."</w:t>
+      </w:r>
+      <w:r>
+        <w:rPr>
+          <w:color w:val="080808"/>
+        </w:rPr>
+        <w:t xml:space="preserve">. Otherwise display </w:t>
       </w:r>
       <w:r>
         <w:rPr>
           <w:color w:val="067D17"/>
-          <w:rFonts w:ascii="Consolas" w:hAnsi="Consolas"/>
-        </w:rPr>
-        <w:t>"Planner closed."</w:t>
-      </w:r>
-      <w:r>
-        <w:rPr>
-          <w:color w:val="080808"/>
-        </w:rPr>
-        <w:t xml:space="preserve"> Otherwise, display </w:t>
-      </w:r>
-      <w:r>
-        <w:rPr>
-          <w:color w:val="067D17"/>
-          <w:rFonts w:ascii="Consolas" w:hAnsi="Consolas"/>
+          <w:rFonts w:ascii="JetBrains Mono" w:hAnsi="JetBrains Mono"/>
+          <w:sz w:val="20"/>
+          <w:szCs w:val="20"/>
         </w:rPr>
         <w:t>"Choose 1, 2 or 3."</w:t>
-      </w:r>
-      <w:r>
-        <w:rPr>
-          <w:color w:val="080808"/>
-        </w:rPr>
-        <w:t xml:space="preserve"> Test </w:t>
-      </w:r>
-      <w:r>
-        <w:rPr>
-          <w:color w:val="067D17"/>
-          <w:rFonts w:ascii="Consolas" w:hAnsi="Consolas"/>
-        </w:rPr>
-        <w:t>"1"</w:t>
-      </w:r>
-      <w:r>
-        <w:rPr>
-          <w:color w:val="080808"/>
-        </w:rPr>
-        <w:t xml:space="preserve">, </w:t>
-      </w:r>
-      <w:r>
-        <w:rPr>
-          <w:color w:val="067D17"/>
-          <w:rFonts w:ascii="Consolas" w:hAnsi="Consolas"/>
-        </w:rPr>
-        <w:t>"Central"</w:t>
-      </w:r>
-      <w:r>
-        <w:rPr>
-          <w:color w:val="080808"/>
-        </w:rPr>
-        <w:t xml:space="preserve">, </w:t>
-      </w:r>
-      <w:r>
-        <w:rPr>
-          <w:color w:val="067D17"/>
-          <w:rFonts w:ascii="Consolas" w:hAnsi="Consolas"/>
-        </w:rPr>
-        <w:t>"2"</w:t>
-      </w:r>
-      <w:r>
-        <w:rPr>
-          <w:color w:val="080808"/>
-        </w:rPr>
-        <w:t xml:space="preserve">, then </w:t>
-      </w:r>
-      <w:r>
-        <w:rPr>
-          <w:color w:val="067D17"/>
-          <w:rFonts w:ascii="Consolas" w:hAnsi="Consolas"/>
-        </w:rPr>
-        <w:t>"3"</w:t>
-      </w:r>
-      <w:r>
-        <w:rPr>
-          <w:color w:val="080808"/>
-        </w:rPr>
-        <w:t>.</w:t>
       </w:r>
     </w:p>
     <w:p>

--- a/Mapped Curriculum Lesson - Supplemental Material/Grade 7/Lesson 20 - Reliable Menus/Reliable Menus - Worksheet.docx
+++ b/Mapped Curriculum Lesson - Supplemental Material/Grade 7/Lesson 20 - Reliable Menus/Reliable Menus - Worksheet.docx
@@ -1750,193 +1750,193 @@
       </w:r>
       <w:r>
         <w:rPr>
+          <w:color w:val="C45E00"/>
+          <w:rFonts w:ascii="JetBrains Mono" w:hAnsi="JetBrains Mono"/>
+          <w:sz w:val="20"/>
+          <w:szCs w:val="20"/>
+        </w:rPr>
+        <w:t>elif</w:t>
+      </w:r>
+      <w:r>
+        <w:rPr>
+          <w:color w:val="080808"/>
+        </w:rPr>
+        <w:t xml:space="preserve"> condition that displays </w:t>
+      </w:r>
+      <w:r>
+        <w:rPr>
+          <w:color w:val="067D17"/>
+          <w:rFonts w:ascii="JetBrains Mono" w:hAnsi="JetBrains Mono"/>
+          <w:sz w:val="20"/>
+          <w:szCs w:val="20"/>
+        </w:rPr>
+        <w:t>"Help: choose a number."</w:t>
+      </w:r>
+      <w:r>
+        <w:rPr>
+          <w:color w:val="080808"/>
+        </w:rPr>
+        <w:t xml:space="preserve"> and change the invalid-input message to </w:t>
+      </w:r>
+      <w:r>
+        <w:rPr>
+          <w:color w:val="067D17"/>
+          <w:rFonts w:ascii="JetBrains Mono" w:hAnsi="JetBrains Mono"/>
+          <w:sz w:val="20"/>
+          <w:szCs w:val="20"/>
+        </w:rPr>
+        <w:t>"Choose 1, 2 or 3."</w:t>
+      </w:r>
+      <w:r>
+        <w:rPr>
+          <w:color w:val="080808"/>
+        </w:rPr>
+        <w:t xml:space="preserve"> For example, </w:t>
+      </w:r>
+      <w:r>
+        <w:rPr>
+          <w:color w:val="067D17"/>
+          <w:rFonts w:ascii="JetBrains Mono" w:hAnsi="JetBrains Mono"/>
+          <w:sz w:val="20"/>
+          <w:szCs w:val="20"/>
+        </w:rPr>
+        <w:t>"3"</w:t>
+      </w:r>
+      <w:r>
+        <w:rPr>
+          <w:color w:val="080808"/>
+        </w:rPr>
+        <w:t xml:space="preserve">, </w:t>
+      </w:r>
+      <w:r>
+        <w:rPr>
+          <w:color w:val="067D17"/>
+          <w:rFonts w:ascii="JetBrains Mono" w:hAnsi="JetBrains Mono"/>
+          <w:sz w:val="20"/>
+          <w:szCs w:val="20"/>
+        </w:rPr>
+        <w:t>"x"</w:t>
+      </w:r>
+      <w:r>
+        <w:rPr>
+          <w:color w:val="080808"/>
+        </w:rPr>
+        <w:t xml:space="preserve"> and </w:t>
+      </w:r>
+      <w:r>
+        <w:rPr>
+          <w:color w:val="067D17"/>
+          <w:rFonts w:ascii="JetBrains Mono" w:hAnsi="JetBrains Mono"/>
+          <w:sz w:val="20"/>
+          <w:szCs w:val="20"/>
+        </w:rPr>
+        <w:t>"2"</w:t>
+      </w:r>
+      <w:r>
+        <w:rPr>
+          <w:color w:val="080808"/>
+        </w:rPr>
+        <w:t xml:space="preserve"> show the help message, the invalid message, then </w:t>
+      </w:r>
+      <w:r>
+        <w:rPr>
+          <w:color w:val="067D17"/>
+          <w:rFonts w:ascii="JetBrains Mono" w:hAnsi="JetBrains Mono"/>
+          <w:sz w:val="20"/>
+          <w:szCs w:val="20"/>
+        </w:rPr>
+        <w:t>"Menu closed."</w:t>
+      </w:r>
+    </w:p>
+    <w:p>
+      <w:pPr>
+        <w:spacing w:before="0" w:after="0" w:line="120" w:lineRule="exact"/>
+      </w:pPr>
+    </w:p>
+    <w:p>
+      <w:pPr>
+        <w:pStyle w:val="Heading2"/>
+      </w:pPr>
+      <w:r>
+        <w:t>Challenge 3</w:t>
+      </w:r>
+    </w:p>
+    <w:p>
+      <w:pPr>
+        <w:spacing w:line="276" w:lineRule="auto" w:before="0" w:after="0"/>
+        <w:rPr>
+          <w:noProof/>
+        </w:rPr>
+      </w:pPr>
+      <w:r>
+        <w:rPr>
+          <w:color w:val="080808"/>
+        </w:rPr>
+        <w:t xml:space="preserve">Create a travel-planner menu with </w:t>
+      </w:r>
+      <w:r>
+        <w:rPr>
+          <w:color w:val="067D17"/>
+          <w:rFonts w:ascii="JetBrains Mono" w:hAnsi="JetBrains Mono"/>
+          <w:sz w:val="20"/>
+          <w:szCs w:val="20"/>
+        </w:rPr>
+        <w:t>"1: bus, 2: walk, 3: leave"</w:t>
+      </w:r>
+      <w:r>
+        <w:rPr>
+          <w:color w:val="080808"/>
+        </w:rPr>
+        <w:t xml:space="preserve">. Use a </w:t>
+      </w:r>
+      <w:r>
+        <w:rPr>
+          <w:color w:val="C45E00"/>
+          <w:rFonts w:ascii="JetBrains Mono" w:hAnsi="JetBrains Mono"/>
+          <w:sz w:val="20"/>
+          <w:szCs w:val="20"/>
+        </w:rPr>
+        <w:t>while</w:t>
+      </w:r>
+      <w:r>
+        <w:rPr>
+          <w:color w:val="080808"/>
+        </w:rPr>
+        <w:t xml:space="preserve"> loop with a </w:t>
+      </w:r>
+      <w:r>
+        <w:rPr>
           <w:color w:val="1750EB"/>
           <w:rFonts w:ascii="JetBrains Mono" w:hAnsi="JetBrains Mono"/>
           <w:sz w:val="20"/>
           <w:szCs w:val="20"/>
         </w:rPr>
+        <w:t>Boolean</w:t>
+      </w:r>
+      <w:r>
+        <w:rPr>
+          <w:color w:val="080808"/>
+        </w:rPr>
+        <w:t xml:space="preserve"> flag, and if, </w:t>
+      </w:r>
+      <w:r>
+        <w:rPr>
+          <w:color w:val="C45E00"/>
+          <w:rFonts w:ascii="JetBrains Mono" w:hAnsi="JetBrains Mono"/>
+          <w:sz w:val="20"/>
+          <w:szCs w:val="20"/>
+        </w:rPr>
         <w:t>elif</w:t>
       </w:r>
       <w:r>
         <w:rPr>
           <w:color w:val="080808"/>
         </w:rPr>
-        <w:t xml:space="preserve"> condition that displays </w:t>
-      </w:r>
-      <w:r>
-        <w:rPr>
-          <w:color w:val="067D17"/>
-          <w:rFonts w:ascii="JetBrains Mono" w:hAnsi="JetBrains Mono"/>
-          <w:sz w:val="20"/>
-          <w:szCs w:val="20"/>
-        </w:rPr>
-        <w:t>"Help: choose a number."</w:t>
-      </w:r>
-      <w:r>
-        <w:rPr>
-          <w:color w:val="080808"/>
-        </w:rPr>
-        <w:t xml:space="preserve"> and change the invalid-input message to </w:t>
-      </w:r>
-      <w:r>
-        <w:rPr>
-          <w:color w:val="067D17"/>
-          <w:rFonts w:ascii="JetBrains Mono" w:hAnsi="JetBrains Mono"/>
-          <w:sz w:val="20"/>
-          <w:szCs w:val="20"/>
-        </w:rPr>
-        <w:t>"Choose 1, 2 or 3."</w:t>
-      </w:r>
-      <w:r>
-        <w:rPr>
-          <w:color w:val="080808"/>
-        </w:rPr>
-        <w:t xml:space="preserve"> For example, </w:t>
-      </w:r>
-      <w:r>
-        <w:rPr>
-          <w:color w:val="067D17"/>
-          <w:rFonts w:ascii="JetBrains Mono" w:hAnsi="JetBrains Mono"/>
-          <w:sz w:val="20"/>
-          <w:szCs w:val="20"/>
-        </w:rPr>
-        <w:t>"3"</w:t>
-      </w:r>
-      <w:r>
-        <w:rPr>
-          <w:color w:val="080808"/>
-        </w:rPr>
-        <w:t xml:space="preserve">, </w:t>
-      </w:r>
-      <w:r>
-        <w:rPr>
-          <w:color w:val="067D17"/>
-          <w:rFonts w:ascii="JetBrains Mono" w:hAnsi="JetBrains Mono"/>
-          <w:sz w:val="20"/>
-          <w:szCs w:val="20"/>
-        </w:rPr>
-        <w:t>"x"</w:t>
-      </w:r>
-      <w:r>
-        <w:rPr>
-          <w:color w:val="080808"/>
-        </w:rPr>
         <w:t xml:space="preserve"> and </w:t>
       </w:r>
       <w:r>
         <w:rPr>
-          <w:color w:val="067D17"/>
-          <w:rFonts w:ascii="JetBrains Mono" w:hAnsi="JetBrains Mono"/>
-          <w:sz w:val="20"/>
-          <w:szCs w:val="20"/>
-        </w:rPr>
-        <w:t>"2"</w:t>
-      </w:r>
-      <w:r>
-        <w:rPr>
-          <w:color w:val="080808"/>
-        </w:rPr>
-        <w:t xml:space="preserve"> show the help message, the invalid message, then </w:t>
-      </w:r>
-      <w:r>
-        <w:rPr>
-          <w:color w:val="067D17"/>
-          <w:rFonts w:ascii="JetBrains Mono" w:hAnsi="JetBrains Mono"/>
-          <w:sz w:val="20"/>
-          <w:szCs w:val="20"/>
-        </w:rPr>
-        <w:t>"Menu closed."</w:t>
-      </w:r>
-    </w:p>
-    <w:p>
-      <w:pPr>
-        <w:spacing w:before="0" w:after="0" w:line="120" w:lineRule="exact"/>
-      </w:pPr>
-    </w:p>
-    <w:p>
-      <w:pPr>
-        <w:pStyle w:val="Heading2"/>
-      </w:pPr>
-      <w:r>
-        <w:t>Challenge 3</w:t>
-      </w:r>
-    </w:p>
-    <w:p>
-      <w:pPr>
-        <w:spacing w:line="276" w:lineRule="auto" w:before="0" w:after="0"/>
-        <w:rPr>
-          <w:noProof/>
-        </w:rPr>
-      </w:pPr>
-      <w:r>
-        <w:rPr>
-          <w:color w:val="080808"/>
-        </w:rPr>
-        <w:t xml:space="preserve">Create a travel-planner menu with </w:t>
-      </w:r>
-      <w:r>
-        <w:rPr>
-          <w:color w:val="067D17"/>
-          <w:rFonts w:ascii="JetBrains Mono" w:hAnsi="JetBrains Mono"/>
-          <w:sz w:val="20"/>
-          <w:szCs w:val="20"/>
-        </w:rPr>
-        <w:t>"1: bus, 2: walk, 3: leave"</w:t>
-      </w:r>
-      <w:r>
-        <w:rPr>
-          <w:color w:val="080808"/>
-        </w:rPr>
-        <w:t xml:space="preserve">. Use a </w:t>
-      </w:r>
-      <w:r>
-        <w:rPr>
-          <w:color w:val="1750EB"/>
-          <w:rFonts w:ascii="JetBrains Mono" w:hAnsi="JetBrains Mono"/>
-          <w:sz w:val="20"/>
-          <w:szCs w:val="20"/>
-        </w:rPr>
-        <w:t>while</w:t>
-      </w:r>
-      <w:r>
-        <w:rPr>
-          <w:color w:val="080808"/>
-        </w:rPr>
-        <w:t xml:space="preserve"> loop with a </w:t>
-      </w:r>
-      <w:r>
-        <w:rPr>
-          <w:color w:val="1750EB"/>
-          <w:rFonts w:ascii="JetBrains Mono" w:hAnsi="JetBrains Mono"/>
-          <w:sz w:val="20"/>
-          <w:szCs w:val="20"/>
-        </w:rPr>
-        <w:t>Boolean</w:t>
-      </w:r>
-      <w:r>
-        <w:rPr>
-          <w:color w:val="080808"/>
-        </w:rPr>
-        <w:t xml:space="preserve"> flag, and if, </w:t>
-      </w:r>
-      <w:r>
-        <w:rPr>
-          <w:color w:val="1750EB"/>
-          <w:rFonts w:ascii="JetBrains Mono" w:hAnsi="JetBrains Mono"/>
-          <w:sz w:val="20"/>
-          <w:szCs w:val="20"/>
-        </w:rPr>
-        <w:t>elif</w:t>
-      </w:r>
-      <w:r>
-        <w:rPr>
-          <w:color w:val="080808"/>
-        </w:rPr>
-        <w:t xml:space="preserve"> and </w:t>
-      </w:r>
-      <w:r>
-        <w:rPr>
-          <w:color w:val="1750EB"/>
+          <w:color w:val="C45E00"/>
           <w:rFonts w:ascii="JetBrains Mono" w:hAnsi="JetBrains Mono"/>
           <w:sz w:val="20"/>
           <w:szCs w:val="20"/>

--- a/Mapped Curriculum Lesson - Supplemental Material/Grade 7/Lesson 20 - Reliable Menus/Reliable Menus - Worksheet.docx
+++ b/Mapped Curriculum Lesson - Supplemental Material/Grade 7/Lesson 20 - Reliable Menus/Reliable Menus - Worksheet.docx
@@ -45,9 +45,126 @@
           <w:rFonts w:ascii="JetBrains Mono" w:hAnsi="JetBrains Mono" w:cs="JetBrains Mono"/>
           <w:sz w:val="20"/>
           <w:szCs w:val="20"/>
+          <w:color w:val="C45E00"/>
+        </w:rPr>
+        <w:t>True</w:t>
+      </w:r>
+      <w:r>
+        <w:rPr>
+          <w:rFonts w:ascii="JetBrains Mono" w:hAnsi="JetBrains Mono" w:cs="JetBrains Mono"/>
+          <w:sz w:val="20"/>
+          <w:szCs w:val="20"/>
+          <w:color w:val="080808"/>
+        </w:rPr>
+        <w:br/>
+      </w:r>
+      <w:r>
+        <w:rPr>
+          <w:rFonts w:ascii="JetBrains Mono" w:hAnsi="JetBrains Mono" w:cs="JetBrains Mono"/>
+          <w:sz w:val="20"/>
+          <w:szCs w:val="20"/>
+          <w:color w:val="C45E00"/>
+        </w:rPr>
+        <w:t>while</w:t>
+      </w:r>
+      <w:r>
+        <w:rPr>
+          <w:rFonts w:ascii="JetBrains Mono" w:hAnsi="JetBrains Mono" w:cs="JetBrains Mono"/>
+          <w:sz w:val="20"/>
+          <w:szCs w:val="20"/>
+          <w:color w:val="080808"/>
+        </w:rPr>
+        <w:t xml:space="preserve"> running </w:t>
+      </w:r>
+      <w:r>
+        <w:rPr>
+          <w:rFonts w:ascii="Consolas" w:hAnsi="Consolas" w:cs="JetBrains Mono"/>
+          <w:sz w:val="20"/>
+          <w:szCs w:val="20"/>
+          <w:color w:val="080808"/>
+        </w:rPr>
+        <w:t>==</w:t>
+      </w:r>
+      <w:r>
+        <w:rPr>
+          <w:rFonts w:ascii="JetBrains Mono" w:hAnsi="JetBrains Mono" w:cs="JetBrains Mono"/>
+          <w:sz w:val="20"/>
+          <w:szCs w:val="20"/>
+          <w:color w:val="080808"/>
+        </w:rPr>
+        <w:t xml:space="preserve"> </w:t>
+      </w:r>
+      <w:r>
+        <w:rPr>
+          <w:rFonts w:ascii="JetBrains Mono" w:hAnsi="JetBrains Mono" w:cs="JetBrains Mono"/>
+          <w:sz w:val="20"/>
+          <w:szCs w:val="20"/>
+          <w:color w:val="C45E00"/>
+        </w:rPr>
+        <w:t>True</w:t>
+      </w:r>
+      <w:r>
+        <w:rPr>
+          <w:rFonts w:ascii="JetBrains Mono" w:hAnsi="JetBrains Mono" w:cs="JetBrains Mono"/>
+          <w:sz w:val="20"/>
+          <w:szCs w:val="20"/>
+          <w:color w:val="080808"/>
+        </w:rPr>
+        <w:t>:</w:t>
+      </w:r>
+      <w:r>
+        <w:rPr>
+          <w:rFonts w:ascii="JetBrains Mono" w:hAnsi="JetBrains Mono" w:cs="JetBrains Mono"/>
+          <w:sz w:val="20"/>
+          <w:szCs w:val="20"/>
+          <w:color w:val="080808"/>
+        </w:rPr>
+        <w:br/>
+      </w:r>
+      <w:r>
+        <w:rPr>
+          <w:rFonts w:ascii="JetBrains Mono" w:hAnsi="JetBrains Mono" w:cs="JetBrains Mono"/>
+          <w:sz w:val="20"/>
+          <w:szCs w:val="20"/>
+          <w:color w:val="080808"/>
+        </w:rPr>
+        <w:t xml:space="preserve">    choice = </w:t>
+      </w:r>
+      <w:r>
+        <w:rPr>
+          <w:rFonts w:ascii="JetBrains Mono" w:hAnsi="JetBrains Mono" w:cs="JetBrains Mono"/>
+          <w:sz w:val="20"/>
+          <w:szCs w:val="20"/>
           <w:color w:val="1750EB"/>
         </w:rPr>
-        <w:t>True</w:t>
+        <w:t>input</w:t>
+      </w:r>
+      <w:r>
+        <w:rPr>
+          <w:rFonts w:ascii="JetBrains Mono" w:hAnsi="JetBrains Mono" w:cs="JetBrains Mono"/>
+          <w:sz w:val="20"/>
+          <w:szCs w:val="20"/>
+          <w:color w:val="080808"/>
+        </w:rPr>
+        <w:t>(</w:t>
+      </w:r>
+      <w:r>
+        <w:rPr>
+          <w:rFonts w:ascii="JetBrains Mono" w:hAnsi="JetBrains Mono" w:cs="JetBrains Mono"/>
+          <w:sz w:val="20"/>
+          <w:szCs w:val="20"/>
+          <w:color w:val="067D17"/>
+        </w:rPr>
+        <w:t>"1: greet, 2: leave: "</w:t>
+      </w:r>
+      <w:r>
+        <w:rPr>
+          <w:rFonts w:ascii="JetBrains Mono" w:hAnsi="JetBrains Mono" w:cs="JetBrains Mono"/>
+          <w:sz w:val="20"/>
+          <w:szCs w:val="20"/>
+          <w:color w:val="080808"/>
+        </w:rPr>
+        <w:t>)</w:t>
       </w:r>
       <w:r>
         <w:rPr>
@@ -63,18 +180,171 @@
           <w:rFonts w:ascii="JetBrains Mono" w:hAnsi="JetBrains Mono" w:cs="JetBrains Mono"/>
           <w:sz w:val="20"/>
           <w:szCs w:val="20"/>
+          <w:color w:val="080808"/>
+        </w:rPr>
+        <w:t xml:space="preserve">    choice = choice.lower()</w:t>
+      </w:r>
+      <w:r>
+        <w:rPr>
+          <w:rFonts w:ascii="JetBrains Mono" w:hAnsi="JetBrains Mono" w:cs="JetBrains Mono"/>
+          <w:sz w:val="20"/>
+          <w:szCs w:val="20"/>
+          <w:color w:val="080808"/>
+        </w:rPr>
+        <w:br/>
+      </w:r>
+      <w:r>
+        <w:rPr>
+          <w:rFonts w:ascii="JetBrains Mono" w:hAnsi="JetBrains Mono" w:cs="JetBrains Mono"/>
+          <w:sz w:val="20"/>
+          <w:szCs w:val="20"/>
+          <w:color w:val="080808"/>
+        </w:rPr>
+        <w:t xml:space="preserve">    </w:t>
+      </w:r>
+      <w:r>
+        <w:rPr>
+          <w:rFonts w:ascii="JetBrains Mono" w:hAnsi="JetBrains Mono" w:cs="JetBrains Mono"/>
+          <w:sz w:val="20"/>
+          <w:szCs w:val="20"/>
+          <w:color w:val="C45E00"/>
+        </w:rPr>
+        <w:t>if</w:t>
+      </w:r>
+      <w:r>
+        <w:rPr>
+          <w:rFonts w:ascii="JetBrains Mono" w:hAnsi="JetBrains Mono" w:cs="JetBrains Mono"/>
+          <w:sz w:val="20"/>
+          <w:szCs w:val="20"/>
+          <w:color w:val="080808"/>
+        </w:rPr>
+        <w:t xml:space="preserve"> choice </w:t>
+      </w:r>
+      <w:r>
+        <w:rPr>
+          <w:rFonts w:ascii="Consolas" w:hAnsi="Consolas" w:cs="JetBrains Mono"/>
+          <w:sz w:val="20"/>
+          <w:szCs w:val="20"/>
+          <w:color w:val="080808"/>
+        </w:rPr>
+        <w:t>==</w:t>
+      </w:r>
+      <w:r>
+        <w:rPr>
+          <w:rFonts w:ascii="JetBrains Mono" w:hAnsi="JetBrains Mono" w:cs="JetBrains Mono"/>
+          <w:sz w:val="20"/>
+          <w:szCs w:val="20"/>
+          <w:color w:val="080808"/>
+        </w:rPr>
+        <w:t xml:space="preserve"> </w:t>
+      </w:r>
+      <w:r>
+        <w:rPr>
+          <w:rFonts w:ascii="JetBrains Mono" w:hAnsi="JetBrains Mono" w:cs="JetBrains Mono"/>
+          <w:sz w:val="20"/>
+          <w:szCs w:val="20"/>
+          <w:color w:val="067D17"/>
+        </w:rPr>
+        <w:t>"1"</w:t>
+      </w:r>
+      <w:r>
+        <w:rPr>
+          <w:rFonts w:ascii="JetBrains Mono" w:hAnsi="JetBrains Mono" w:cs="JetBrains Mono"/>
+          <w:sz w:val="20"/>
+          <w:szCs w:val="20"/>
+          <w:color w:val="080808"/>
+        </w:rPr>
+        <w:t>:</w:t>
+      </w:r>
+      <w:r>
+        <w:rPr>
+          <w:rFonts w:ascii="JetBrains Mono" w:hAnsi="JetBrains Mono" w:cs="JetBrains Mono"/>
+          <w:sz w:val="20"/>
+          <w:szCs w:val="20"/>
+          <w:color w:val="080808"/>
+        </w:rPr>
+        <w:br/>
+      </w:r>
+      <w:r>
+        <w:rPr>
+          <w:rFonts w:ascii="JetBrains Mono" w:hAnsi="JetBrains Mono" w:cs="JetBrains Mono"/>
+          <w:sz w:val="20"/>
+          <w:szCs w:val="20"/>
+          <w:color w:val="080808"/>
+        </w:rPr>
+        <w:t xml:space="preserve">        </w:t>
+      </w:r>
+      <w:r>
+        <w:rPr>
+          <w:rFonts w:ascii="JetBrains Mono" w:hAnsi="JetBrains Mono" w:cs="JetBrains Mono"/>
+          <w:sz w:val="20"/>
+          <w:szCs w:val="20"/>
           <w:color w:val="1750EB"/>
         </w:rPr>
-        <w:t>while</w:t>
-      </w:r>
-      <w:r>
-        <w:rPr>
-          <w:rFonts w:ascii="JetBrains Mono" w:hAnsi="JetBrains Mono" w:cs="JetBrains Mono"/>
-          <w:sz w:val="20"/>
-          <w:szCs w:val="20"/>
-          <w:color w:val="080808"/>
-        </w:rPr>
-        <w:t xml:space="preserve"> running </w:t>
+        <w:t>print</w:t>
+      </w:r>
+      <w:r>
+        <w:rPr>
+          <w:rFonts w:ascii="JetBrains Mono" w:hAnsi="JetBrains Mono" w:cs="JetBrains Mono"/>
+          <w:sz w:val="20"/>
+          <w:szCs w:val="20"/>
+          <w:color w:val="080808"/>
+        </w:rPr>
+        <w:t>(</w:t>
+      </w:r>
+      <w:r>
+        <w:rPr>
+          <w:rFonts w:ascii="JetBrains Mono" w:hAnsi="JetBrains Mono" w:cs="JetBrains Mono"/>
+          <w:sz w:val="20"/>
+          <w:szCs w:val="20"/>
+          <w:color w:val="067D17"/>
+        </w:rPr>
+        <w:t>"Hello!"</w:t>
+      </w:r>
+      <w:r>
+        <w:rPr>
+          <w:rFonts w:ascii="JetBrains Mono" w:hAnsi="JetBrains Mono" w:cs="JetBrains Mono"/>
+          <w:sz w:val="20"/>
+          <w:szCs w:val="20"/>
+          <w:color w:val="080808"/>
+        </w:rPr>
+        <w:t>)</w:t>
+      </w:r>
+      <w:r>
+        <w:rPr>
+          <w:rFonts w:ascii="JetBrains Mono" w:hAnsi="JetBrains Mono" w:cs="JetBrains Mono"/>
+          <w:sz w:val="20"/>
+          <w:szCs w:val="20"/>
+          <w:color w:val="080808"/>
+        </w:rPr>
+        <w:br/>
+      </w:r>
+      <w:r>
+        <w:rPr>
+          <w:rFonts w:ascii="JetBrains Mono" w:hAnsi="JetBrains Mono" w:cs="JetBrains Mono"/>
+          <w:sz w:val="20"/>
+          <w:szCs w:val="20"/>
+          <w:color w:val="080808"/>
+        </w:rPr>
+        <w:t xml:space="preserve">    </w:t>
+      </w:r>
+      <w:r>
+        <w:rPr>
+          <w:rFonts w:ascii="JetBrains Mono" w:hAnsi="JetBrains Mono" w:cs="JetBrains Mono"/>
+          <w:sz w:val="20"/>
+          <w:szCs w:val="20"/>
+          <w:color w:val="C45E00"/>
+        </w:rPr>
+        <w:t>elif</w:t>
+      </w:r>
+      <w:r>
+        <w:rPr>
+          <w:rFonts w:ascii="JetBrains Mono" w:hAnsi="JetBrains Mono" w:cs="JetBrains Mono"/>
+          <w:sz w:val="20"/>
+          <w:szCs w:val="20"/>
+          <w:color w:val="080808"/>
+        </w:rPr>
+        <w:t xml:space="preserve"> choice </w:t>
       </w:r>
       <w:r>
         <w:rPr>
@@ -99,9 +369,9 @@
           <w:rFonts w:ascii="JetBrains Mono" w:hAnsi="JetBrains Mono" w:cs="JetBrains Mono"/>
           <w:sz w:val="20"/>
           <w:szCs w:val="20"/>
-          <w:color w:val="1750EB"/>
-        </w:rPr>
-        <w:t>True</w:t>
+          <w:color w:val="067D17"/>
+        </w:rPr>
+        <w:t>"2"</w:t>
       </w:r>
       <w:r>
         <w:rPr>
@@ -128,43 +398,16 @@
           <w:szCs w:val="20"/>
           <w:color w:val="080808"/>
         </w:rPr>
-        <w:t xml:space="preserve">    choice = </w:t>
-      </w:r>
-      <w:r>
-        <w:rPr>
-          <w:rFonts w:ascii="JetBrains Mono" w:hAnsi="JetBrains Mono" w:cs="JetBrains Mono"/>
-          <w:sz w:val="20"/>
-          <w:szCs w:val="20"/>
-          <w:color w:val="1750EB"/>
-        </w:rPr>
-        <w:t>input</w:t>
-      </w:r>
-      <w:r>
-        <w:rPr>
-          <w:rFonts w:ascii="JetBrains Mono" w:hAnsi="JetBrains Mono" w:cs="JetBrains Mono"/>
-          <w:sz w:val="20"/>
-          <w:szCs w:val="20"/>
-          <w:color w:val="080808"/>
-        </w:rPr>
-        <w:t>(</w:t>
-      </w:r>
-      <w:r>
-        <w:rPr>
-          <w:rFonts w:ascii="JetBrains Mono" w:hAnsi="JetBrains Mono" w:cs="JetBrains Mono"/>
-          <w:sz w:val="20"/>
-          <w:szCs w:val="20"/>
-          <w:color w:val="067D17"/>
-        </w:rPr>
-        <w:t>"1: greet, 2: leave: "</w:t>
-      </w:r>
-      <w:r>
-        <w:rPr>
-          <w:rFonts w:ascii="JetBrains Mono" w:hAnsi="JetBrains Mono" w:cs="JetBrains Mono"/>
-          <w:sz w:val="20"/>
-          <w:szCs w:val="20"/>
-          <w:color w:val="080808"/>
-        </w:rPr>
-        <w:t>)</w:t>
+        <w:t xml:space="preserve">        running = </w:t>
+      </w:r>
+      <w:r>
+        <w:rPr>
+          <w:rFonts w:ascii="JetBrains Mono" w:hAnsi="JetBrains Mono" w:cs="JetBrains Mono"/>
+          <w:sz w:val="20"/>
+          <w:szCs w:val="20"/>
+          <w:color w:val="C45E00"/>
+        </w:rPr>
+        <w:t>False</w:t>
       </w:r>
       <w:r>
         <w:rPr>
@@ -182,24 +425,6 @@
           <w:szCs w:val="20"/>
           <w:color w:val="080808"/>
         </w:rPr>
-        <w:t xml:space="preserve">    choice = choice.lower()</w:t>
-      </w:r>
-      <w:r>
-        <w:rPr>
-          <w:rFonts w:ascii="JetBrains Mono" w:hAnsi="JetBrains Mono" w:cs="JetBrains Mono"/>
-          <w:sz w:val="20"/>
-          <w:szCs w:val="20"/>
-          <w:color w:val="080808"/>
-        </w:rPr>
-        <w:br/>
-      </w:r>
-      <w:r>
-        <w:rPr>
-          <w:rFonts w:ascii="JetBrains Mono" w:hAnsi="JetBrains Mono" w:cs="JetBrains Mono"/>
-          <w:sz w:val="20"/>
-          <w:szCs w:val="20"/>
-          <w:color w:val="080808"/>
-        </w:rPr>
         <w:t xml:space="preserve">    </w:t>
       </w:r>
       <w:r>
@@ -207,232 +432,7 @@
           <w:rFonts w:ascii="JetBrains Mono" w:hAnsi="JetBrains Mono" w:cs="JetBrains Mono"/>
           <w:sz w:val="20"/>
           <w:szCs w:val="20"/>
-          <w:color w:val="1750EB"/>
-        </w:rPr>
-        <w:t>if</w:t>
-      </w:r>
-      <w:r>
-        <w:rPr>
-          <w:rFonts w:ascii="JetBrains Mono" w:hAnsi="JetBrains Mono" w:cs="JetBrains Mono"/>
-          <w:sz w:val="20"/>
-          <w:szCs w:val="20"/>
-          <w:color w:val="080808"/>
-        </w:rPr>
-        <w:t xml:space="preserve"> choice </w:t>
-      </w:r>
-      <w:r>
-        <w:rPr>
-          <w:rFonts w:ascii="Consolas" w:hAnsi="Consolas" w:cs="JetBrains Mono"/>
-          <w:sz w:val="20"/>
-          <w:szCs w:val="20"/>
-          <w:color w:val="080808"/>
-        </w:rPr>
-        <w:t>==</w:t>
-      </w:r>
-      <w:r>
-        <w:rPr>
-          <w:rFonts w:ascii="JetBrains Mono" w:hAnsi="JetBrains Mono" w:cs="JetBrains Mono"/>
-          <w:sz w:val="20"/>
-          <w:szCs w:val="20"/>
-          <w:color w:val="080808"/>
-        </w:rPr>
-        <w:t xml:space="preserve"> </w:t>
-      </w:r>
-      <w:r>
-        <w:rPr>
-          <w:rFonts w:ascii="JetBrains Mono" w:hAnsi="JetBrains Mono" w:cs="JetBrains Mono"/>
-          <w:sz w:val="20"/>
-          <w:szCs w:val="20"/>
-          <w:color w:val="067D17"/>
-        </w:rPr>
-        <w:t>"1"</w:t>
-      </w:r>
-      <w:r>
-        <w:rPr>
-          <w:rFonts w:ascii="JetBrains Mono" w:hAnsi="JetBrains Mono" w:cs="JetBrains Mono"/>
-          <w:sz w:val="20"/>
-          <w:szCs w:val="20"/>
-          <w:color w:val="080808"/>
-        </w:rPr>
-        <w:t>:</w:t>
-      </w:r>
-      <w:r>
-        <w:rPr>
-          <w:rFonts w:ascii="JetBrains Mono" w:hAnsi="JetBrains Mono" w:cs="JetBrains Mono"/>
-          <w:sz w:val="20"/>
-          <w:szCs w:val="20"/>
-          <w:color w:val="080808"/>
-        </w:rPr>
-        <w:br/>
-      </w:r>
-      <w:r>
-        <w:rPr>
-          <w:rFonts w:ascii="JetBrains Mono" w:hAnsi="JetBrains Mono" w:cs="JetBrains Mono"/>
-          <w:sz w:val="20"/>
-          <w:szCs w:val="20"/>
-          <w:color w:val="080808"/>
-        </w:rPr>
-        <w:t xml:space="preserve">        </w:t>
-      </w:r>
-      <w:r>
-        <w:rPr>
-          <w:rFonts w:ascii="JetBrains Mono" w:hAnsi="JetBrains Mono" w:cs="JetBrains Mono"/>
-          <w:sz w:val="20"/>
-          <w:szCs w:val="20"/>
-          <w:color w:val="1750EB"/>
-        </w:rPr>
-        <w:t>print</w:t>
-      </w:r>
-      <w:r>
-        <w:rPr>
-          <w:rFonts w:ascii="JetBrains Mono" w:hAnsi="JetBrains Mono" w:cs="JetBrains Mono"/>
-          <w:sz w:val="20"/>
-          <w:szCs w:val="20"/>
-          <w:color w:val="080808"/>
-        </w:rPr>
-        <w:t>(</w:t>
-      </w:r>
-      <w:r>
-        <w:rPr>
-          <w:rFonts w:ascii="JetBrains Mono" w:hAnsi="JetBrains Mono" w:cs="JetBrains Mono"/>
-          <w:sz w:val="20"/>
-          <w:szCs w:val="20"/>
-          <w:color w:val="067D17"/>
-        </w:rPr>
-        <w:t>"Hello!"</w:t>
-      </w:r>
-      <w:r>
-        <w:rPr>
-          <w:rFonts w:ascii="JetBrains Mono" w:hAnsi="JetBrains Mono" w:cs="JetBrains Mono"/>
-          <w:sz w:val="20"/>
-          <w:szCs w:val="20"/>
-          <w:color w:val="080808"/>
-        </w:rPr>
-        <w:t>)</w:t>
-      </w:r>
-      <w:r>
-        <w:rPr>
-          <w:rFonts w:ascii="JetBrains Mono" w:hAnsi="JetBrains Mono" w:cs="JetBrains Mono"/>
-          <w:sz w:val="20"/>
-          <w:szCs w:val="20"/>
-          <w:color w:val="080808"/>
-        </w:rPr>
-        <w:br/>
-      </w:r>
-      <w:r>
-        <w:rPr>
-          <w:rFonts w:ascii="JetBrains Mono" w:hAnsi="JetBrains Mono" w:cs="JetBrains Mono"/>
-          <w:sz w:val="20"/>
-          <w:szCs w:val="20"/>
-          <w:color w:val="080808"/>
-        </w:rPr>
-        <w:t xml:space="preserve">    </w:t>
-      </w:r>
-      <w:r>
-        <w:rPr>
-          <w:rFonts w:ascii="JetBrains Mono" w:hAnsi="JetBrains Mono" w:cs="JetBrains Mono"/>
-          <w:sz w:val="20"/>
-          <w:szCs w:val="20"/>
-          <w:color w:val="1750EB"/>
-        </w:rPr>
-        <w:t>elif</w:t>
-      </w:r>
-      <w:r>
-        <w:rPr>
-          <w:rFonts w:ascii="JetBrains Mono" w:hAnsi="JetBrains Mono" w:cs="JetBrains Mono"/>
-          <w:sz w:val="20"/>
-          <w:szCs w:val="20"/>
-          <w:color w:val="080808"/>
-        </w:rPr>
-        <w:t xml:space="preserve"> choice </w:t>
-      </w:r>
-      <w:r>
-        <w:rPr>
-          <w:rFonts w:ascii="Consolas" w:hAnsi="Consolas" w:cs="JetBrains Mono"/>
-          <w:sz w:val="20"/>
-          <w:szCs w:val="20"/>
-          <w:color w:val="080808"/>
-        </w:rPr>
-        <w:t>==</w:t>
-      </w:r>
-      <w:r>
-        <w:rPr>
-          <w:rFonts w:ascii="JetBrains Mono" w:hAnsi="JetBrains Mono" w:cs="JetBrains Mono"/>
-          <w:sz w:val="20"/>
-          <w:szCs w:val="20"/>
-          <w:color w:val="080808"/>
-        </w:rPr>
-        <w:t xml:space="preserve"> </w:t>
-      </w:r>
-      <w:r>
-        <w:rPr>
-          <w:rFonts w:ascii="JetBrains Mono" w:hAnsi="JetBrains Mono" w:cs="JetBrains Mono"/>
-          <w:sz w:val="20"/>
-          <w:szCs w:val="20"/>
-          <w:color w:val="067D17"/>
-        </w:rPr>
-        <w:t>"2"</w:t>
-      </w:r>
-      <w:r>
-        <w:rPr>
-          <w:rFonts w:ascii="JetBrains Mono" w:hAnsi="JetBrains Mono" w:cs="JetBrains Mono"/>
-          <w:sz w:val="20"/>
-          <w:szCs w:val="20"/>
-          <w:color w:val="080808"/>
-        </w:rPr>
-        <w:t>:</w:t>
-      </w:r>
-      <w:r>
-        <w:rPr>
-          <w:rFonts w:ascii="JetBrains Mono" w:hAnsi="JetBrains Mono" w:cs="JetBrains Mono"/>
-          <w:sz w:val="20"/>
-          <w:szCs w:val="20"/>
-          <w:color w:val="080808"/>
-        </w:rPr>
-        <w:br/>
-      </w:r>
-      <w:r>
-        <w:rPr>
-          <w:rFonts w:ascii="JetBrains Mono" w:hAnsi="JetBrains Mono" w:cs="JetBrains Mono"/>
-          <w:sz w:val="20"/>
-          <w:szCs w:val="20"/>
-          <w:color w:val="080808"/>
-        </w:rPr>
-        <w:t xml:space="preserve">        running = </w:t>
-      </w:r>
-      <w:r>
-        <w:rPr>
-          <w:rFonts w:ascii="JetBrains Mono" w:hAnsi="JetBrains Mono" w:cs="JetBrains Mono"/>
-          <w:sz w:val="20"/>
-          <w:szCs w:val="20"/>
-          <w:color w:val="1750EB"/>
-        </w:rPr>
-        <w:t>False</w:t>
-      </w:r>
-      <w:r>
-        <w:rPr>
-          <w:rFonts w:ascii="JetBrains Mono" w:hAnsi="JetBrains Mono" w:cs="JetBrains Mono"/>
-          <w:sz w:val="20"/>
-          <w:szCs w:val="20"/>
-          <w:color w:val="080808"/>
-        </w:rPr>
-        <w:br/>
-      </w:r>
-      <w:r>
-        <w:rPr>
-          <w:rFonts w:ascii="JetBrains Mono" w:hAnsi="JetBrains Mono" w:cs="JetBrains Mono"/>
-          <w:sz w:val="20"/>
-          <w:szCs w:val="20"/>
-          <w:color w:val="080808"/>
-        </w:rPr>
-        <w:t xml:space="preserve">    </w:t>
-      </w:r>
-      <w:r>
-        <w:rPr>
-          <w:rFonts w:ascii="JetBrains Mono" w:hAnsi="JetBrains Mono" w:cs="JetBrains Mono"/>
-          <w:sz w:val="20"/>
-          <w:szCs w:val="20"/>
-          <w:color w:val="1750EB"/>
+          <w:color w:val="C45E00"/>
         </w:rPr>
         <w:t>else</w:t>
       </w:r>
@@ -951,9 +951,126 @@
           <w:rFonts w:ascii="JetBrains Mono" w:hAnsi="JetBrains Mono" w:cs="JetBrains Mono"/>
           <w:sz w:val="20"/>
           <w:szCs w:val="20"/>
+          <w:color w:val="C45E00"/>
+        </w:rPr>
+        <w:t>True</w:t>
+      </w:r>
+      <w:r>
+        <w:rPr>
+          <w:rFonts w:ascii="JetBrains Mono" w:hAnsi="JetBrains Mono" w:cs="JetBrains Mono"/>
+          <w:sz w:val="20"/>
+          <w:szCs w:val="20"/>
+          <w:color w:val="080808"/>
+        </w:rPr>
+        <w:br/>
+      </w:r>
+      <w:r>
+        <w:rPr>
+          <w:rFonts w:ascii="JetBrains Mono" w:hAnsi="JetBrains Mono" w:cs="JetBrains Mono"/>
+          <w:sz w:val="20"/>
+          <w:szCs w:val="20"/>
+          <w:color w:val="C45E00"/>
+        </w:rPr>
+        <w:t>while</w:t>
+      </w:r>
+      <w:r>
+        <w:rPr>
+          <w:rFonts w:ascii="JetBrains Mono" w:hAnsi="JetBrains Mono" w:cs="JetBrains Mono"/>
+          <w:sz w:val="20"/>
+          <w:szCs w:val="20"/>
+          <w:color w:val="080808"/>
+        </w:rPr>
+        <w:t xml:space="preserve"> running </w:t>
+      </w:r>
+      <w:r>
+        <w:rPr>
+          <w:rFonts w:ascii="Consolas" w:hAnsi="Consolas" w:cs="JetBrains Mono"/>
+          <w:sz w:val="20"/>
+          <w:szCs w:val="20"/>
+          <w:color w:val="080808"/>
+        </w:rPr>
+        <w:t>==</w:t>
+      </w:r>
+      <w:r>
+        <w:rPr>
+          <w:rFonts w:ascii="JetBrains Mono" w:hAnsi="JetBrains Mono" w:cs="JetBrains Mono"/>
+          <w:sz w:val="20"/>
+          <w:szCs w:val="20"/>
+          <w:color w:val="080808"/>
+        </w:rPr>
+        <w:t xml:space="preserve"> </w:t>
+      </w:r>
+      <w:r>
+        <w:rPr>
+          <w:rFonts w:ascii="JetBrains Mono" w:hAnsi="JetBrains Mono" w:cs="JetBrains Mono"/>
+          <w:sz w:val="20"/>
+          <w:szCs w:val="20"/>
+          <w:color w:val="C45E00"/>
+        </w:rPr>
+        <w:t>True</w:t>
+      </w:r>
+      <w:r>
+        <w:rPr>
+          <w:rFonts w:ascii="JetBrains Mono" w:hAnsi="JetBrains Mono" w:cs="JetBrains Mono"/>
+          <w:sz w:val="20"/>
+          <w:szCs w:val="20"/>
+          <w:color w:val="080808"/>
+        </w:rPr>
+        <w:t>:</w:t>
+      </w:r>
+      <w:r>
+        <w:rPr>
+          <w:rFonts w:ascii="JetBrains Mono" w:hAnsi="JetBrains Mono" w:cs="JetBrains Mono"/>
+          <w:sz w:val="20"/>
+          <w:szCs w:val="20"/>
+          <w:color w:val="080808"/>
+        </w:rPr>
+        <w:br/>
+      </w:r>
+      <w:r>
+        <w:rPr>
+          <w:rFonts w:ascii="JetBrains Mono" w:hAnsi="JetBrains Mono" w:cs="JetBrains Mono"/>
+          <w:sz w:val="20"/>
+          <w:szCs w:val="20"/>
+          <w:color w:val="080808"/>
+        </w:rPr>
+        <w:t xml:space="preserve">    choice = </w:t>
+      </w:r>
+      <w:r>
+        <w:rPr>
+          <w:rFonts w:ascii="JetBrains Mono" w:hAnsi="JetBrains Mono" w:cs="JetBrains Mono"/>
+          <w:sz w:val="20"/>
+          <w:szCs w:val="20"/>
           <w:color w:val="1750EB"/>
         </w:rPr>
-        <w:t>True</w:t>
+        <w:t>input</w:t>
+      </w:r>
+      <w:r>
+        <w:rPr>
+          <w:rFonts w:ascii="JetBrains Mono" w:hAnsi="JetBrains Mono" w:cs="JetBrains Mono"/>
+          <w:sz w:val="20"/>
+          <w:szCs w:val="20"/>
+          <w:color w:val="080808"/>
+        </w:rPr>
+        <w:t>(</w:t>
+      </w:r>
+      <w:r>
+        <w:rPr>
+          <w:rFonts w:ascii="JetBrains Mono" w:hAnsi="JetBrains Mono" w:cs="JetBrains Mono"/>
+          <w:sz w:val="20"/>
+          <w:szCs w:val="20"/>
+          <w:color w:val="067D17"/>
+        </w:rPr>
+        <w:t>"1: greet, 2: leave: "</w:t>
+      </w:r>
+      <w:r>
+        <w:rPr>
+          <w:rFonts w:ascii="JetBrains Mono" w:hAnsi="JetBrains Mono" w:cs="JetBrains Mono"/>
+          <w:sz w:val="20"/>
+          <w:szCs w:val="20"/>
+          <w:color w:val="080808"/>
+        </w:rPr>
+        <w:t>)</w:t>
       </w:r>
       <w:r>
         <w:rPr>
@@ -969,18 +1086,171 @@
           <w:rFonts w:ascii="JetBrains Mono" w:hAnsi="JetBrains Mono" w:cs="JetBrains Mono"/>
           <w:sz w:val="20"/>
           <w:szCs w:val="20"/>
+          <w:color w:val="080808"/>
+        </w:rPr>
+        <w:t xml:space="preserve">    choice = choice.lower()</w:t>
+      </w:r>
+      <w:r>
+        <w:rPr>
+          <w:rFonts w:ascii="JetBrains Mono" w:hAnsi="JetBrains Mono" w:cs="JetBrains Mono"/>
+          <w:sz w:val="20"/>
+          <w:szCs w:val="20"/>
+          <w:color w:val="080808"/>
+        </w:rPr>
+        <w:br/>
+      </w:r>
+      <w:r>
+        <w:rPr>
+          <w:rFonts w:ascii="JetBrains Mono" w:hAnsi="JetBrains Mono" w:cs="JetBrains Mono"/>
+          <w:sz w:val="20"/>
+          <w:szCs w:val="20"/>
+          <w:color w:val="080808"/>
+        </w:rPr>
+        <w:t xml:space="preserve">    </w:t>
+      </w:r>
+      <w:r>
+        <w:rPr>
+          <w:rFonts w:ascii="JetBrains Mono" w:hAnsi="JetBrains Mono" w:cs="JetBrains Mono"/>
+          <w:sz w:val="20"/>
+          <w:szCs w:val="20"/>
+          <w:color w:val="C45E00"/>
+        </w:rPr>
+        <w:t>if</w:t>
+      </w:r>
+      <w:r>
+        <w:rPr>
+          <w:rFonts w:ascii="JetBrains Mono" w:hAnsi="JetBrains Mono" w:cs="JetBrains Mono"/>
+          <w:sz w:val="20"/>
+          <w:szCs w:val="20"/>
+          <w:color w:val="080808"/>
+        </w:rPr>
+        <w:t xml:space="preserve"> choice </w:t>
+      </w:r>
+      <w:r>
+        <w:rPr>
+          <w:rFonts w:ascii="Consolas" w:hAnsi="Consolas" w:cs="JetBrains Mono"/>
+          <w:sz w:val="20"/>
+          <w:szCs w:val="20"/>
+          <w:color w:val="080808"/>
+        </w:rPr>
+        <w:t>==</w:t>
+      </w:r>
+      <w:r>
+        <w:rPr>
+          <w:rFonts w:ascii="JetBrains Mono" w:hAnsi="JetBrains Mono" w:cs="JetBrains Mono"/>
+          <w:sz w:val="20"/>
+          <w:szCs w:val="20"/>
+          <w:color w:val="080808"/>
+        </w:rPr>
+        <w:t xml:space="preserve"> </w:t>
+      </w:r>
+      <w:r>
+        <w:rPr>
+          <w:rFonts w:ascii="JetBrains Mono" w:hAnsi="JetBrains Mono" w:cs="JetBrains Mono"/>
+          <w:sz w:val="20"/>
+          <w:szCs w:val="20"/>
+          <w:color w:val="067D17"/>
+        </w:rPr>
+        <w:t>"1"</w:t>
+      </w:r>
+      <w:r>
+        <w:rPr>
+          <w:rFonts w:ascii="JetBrains Mono" w:hAnsi="JetBrains Mono" w:cs="JetBrains Mono"/>
+          <w:sz w:val="20"/>
+          <w:szCs w:val="20"/>
+          <w:color w:val="080808"/>
+        </w:rPr>
+        <w:t>:</w:t>
+      </w:r>
+      <w:r>
+        <w:rPr>
+          <w:rFonts w:ascii="JetBrains Mono" w:hAnsi="JetBrains Mono" w:cs="JetBrains Mono"/>
+          <w:sz w:val="20"/>
+          <w:szCs w:val="20"/>
+          <w:color w:val="080808"/>
+        </w:rPr>
+        <w:br/>
+      </w:r>
+      <w:r>
+        <w:rPr>
+          <w:rFonts w:ascii="JetBrains Mono" w:hAnsi="JetBrains Mono" w:cs="JetBrains Mono"/>
+          <w:sz w:val="20"/>
+          <w:szCs w:val="20"/>
+          <w:color w:val="080808"/>
+        </w:rPr>
+        <w:t xml:space="preserve">        </w:t>
+      </w:r>
+      <w:r>
+        <w:rPr>
+          <w:rFonts w:ascii="JetBrains Mono" w:hAnsi="JetBrains Mono" w:cs="JetBrains Mono"/>
+          <w:sz w:val="20"/>
+          <w:szCs w:val="20"/>
           <w:color w:val="1750EB"/>
         </w:rPr>
-        <w:t>while</w:t>
-      </w:r>
-      <w:r>
-        <w:rPr>
-          <w:rFonts w:ascii="JetBrains Mono" w:hAnsi="JetBrains Mono" w:cs="JetBrains Mono"/>
-          <w:sz w:val="20"/>
-          <w:szCs w:val="20"/>
-          <w:color w:val="080808"/>
-        </w:rPr>
-        <w:t xml:space="preserve"> running </w:t>
+        <w:t>print</w:t>
+      </w:r>
+      <w:r>
+        <w:rPr>
+          <w:rFonts w:ascii="JetBrains Mono" w:hAnsi="JetBrains Mono" w:cs="JetBrains Mono"/>
+          <w:sz w:val="20"/>
+          <w:szCs w:val="20"/>
+          <w:color w:val="080808"/>
+        </w:rPr>
+        <w:t>(</w:t>
+      </w:r>
+      <w:r>
+        <w:rPr>
+          <w:rFonts w:ascii="JetBrains Mono" w:hAnsi="JetBrains Mono" w:cs="JetBrains Mono"/>
+          <w:sz w:val="20"/>
+          <w:szCs w:val="20"/>
+          <w:color w:val="067D17"/>
+        </w:rPr>
+        <w:t>"Hello!"</w:t>
+      </w:r>
+      <w:r>
+        <w:rPr>
+          <w:rFonts w:ascii="JetBrains Mono" w:hAnsi="JetBrains Mono" w:cs="JetBrains Mono"/>
+          <w:sz w:val="20"/>
+          <w:szCs w:val="20"/>
+          <w:color w:val="080808"/>
+        </w:rPr>
+        <w:t>)</w:t>
+      </w:r>
+      <w:r>
+        <w:rPr>
+          <w:rFonts w:ascii="JetBrains Mono" w:hAnsi="JetBrains Mono" w:cs="JetBrains Mono"/>
+          <w:sz w:val="20"/>
+          <w:szCs w:val="20"/>
+          <w:color w:val="080808"/>
+        </w:rPr>
+        <w:br/>
+      </w:r>
+      <w:r>
+        <w:rPr>
+          <w:rFonts w:ascii="JetBrains Mono" w:hAnsi="JetBrains Mono" w:cs="JetBrains Mono"/>
+          <w:sz w:val="20"/>
+          <w:szCs w:val="20"/>
+          <w:color w:val="080808"/>
+        </w:rPr>
+        <w:t xml:space="preserve">    </w:t>
+      </w:r>
+      <w:r>
+        <w:rPr>
+          <w:rFonts w:ascii="JetBrains Mono" w:hAnsi="JetBrains Mono" w:cs="JetBrains Mono"/>
+          <w:sz w:val="20"/>
+          <w:szCs w:val="20"/>
+          <w:color w:val="C45E00"/>
+        </w:rPr>
+        <w:t>elif</w:t>
+      </w:r>
+      <w:r>
+        <w:rPr>
+          <w:rFonts w:ascii="JetBrains Mono" w:hAnsi="JetBrains Mono" w:cs="JetBrains Mono"/>
+          <w:sz w:val="20"/>
+          <w:szCs w:val="20"/>
+          <w:color w:val="080808"/>
+        </w:rPr>
+        <w:t xml:space="preserve"> choice </w:t>
       </w:r>
       <w:r>
         <w:rPr>
@@ -1005,9 +1275,9 @@
           <w:rFonts w:ascii="JetBrains Mono" w:hAnsi="JetBrains Mono" w:cs="JetBrains Mono"/>
           <w:sz w:val="20"/>
           <w:szCs w:val="20"/>
-          <w:color w:val="1750EB"/>
-        </w:rPr>
-        <w:t>True</w:t>
+          <w:color w:val="067D17"/>
+        </w:rPr>
+        <w:t>"2"</w:t>
       </w:r>
       <w:r>
         <w:rPr>
@@ -1034,43 +1304,16 @@
           <w:szCs w:val="20"/>
           <w:color w:val="080808"/>
         </w:rPr>
-        <w:t xml:space="preserve">    choice = </w:t>
-      </w:r>
-      <w:r>
-        <w:rPr>
-          <w:rFonts w:ascii="JetBrains Mono" w:hAnsi="JetBrains Mono" w:cs="JetBrains Mono"/>
-          <w:sz w:val="20"/>
-          <w:szCs w:val="20"/>
-          <w:color w:val="1750EB"/>
-        </w:rPr>
-        <w:t>input</w:t>
-      </w:r>
-      <w:r>
-        <w:rPr>
-          <w:rFonts w:ascii="JetBrains Mono" w:hAnsi="JetBrains Mono" w:cs="JetBrains Mono"/>
-          <w:sz w:val="20"/>
-          <w:szCs w:val="20"/>
-          <w:color w:val="080808"/>
-        </w:rPr>
-        <w:t>(</w:t>
-      </w:r>
-      <w:r>
-        <w:rPr>
-          <w:rFonts w:ascii="JetBrains Mono" w:hAnsi="JetBrains Mono" w:cs="JetBrains Mono"/>
-          <w:sz w:val="20"/>
-          <w:szCs w:val="20"/>
-          <w:color w:val="067D17"/>
-        </w:rPr>
-        <w:t>"1: greet, 2: leave: "</w:t>
-      </w:r>
-      <w:r>
-        <w:rPr>
-          <w:rFonts w:ascii="JetBrains Mono" w:hAnsi="JetBrains Mono" w:cs="JetBrains Mono"/>
-          <w:sz w:val="20"/>
-          <w:szCs w:val="20"/>
-          <w:color w:val="080808"/>
-        </w:rPr>
-        <w:t>)</w:t>
+        <w:t xml:space="preserve">        running = </w:t>
+      </w:r>
+      <w:r>
+        <w:rPr>
+          <w:rFonts w:ascii="JetBrains Mono" w:hAnsi="JetBrains Mono" w:cs="JetBrains Mono"/>
+          <w:sz w:val="20"/>
+          <w:szCs w:val="20"/>
+          <w:color w:val="C45E00"/>
+        </w:rPr>
+        <w:t>False</w:t>
       </w:r>
       <w:r>
         <w:rPr>
@@ -1088,24 +1331,6 @@
           <w:szCs w:val="20"/>
           <w:color w:val="080808"/>
         </w:rPr>
-        <w:t xml:space="preserve">    choice = choice.lower()</w:t>
-      </w:r>
-      <w:r>
-        <w:rPr>
-          <w:rFonts w:ascii="JetBrains Mono" w:hAnsi="JetBrains Mono" w:cs="JetBrains Mono"/>
-          <w:sz w:val="20"/>
-          <w:szCs w:val="20"/>
-          <w:color w:val="080808"/>
-        </w:rPr>
-        <w:br/>
-      </w:r>
-      <w:r>
-        <w:rPr>
-          <w:rFonts w:ascii="JetBrains Mono" w:hAnsi="JetBrains Mono" w:cs="JetBrains Mono"/>
-          <w:sz w:val="20"/>
-          <w:szCs w:val="20"/>
-          <w:color w:val="080808"/>
-        </w:rPr>
         <w:t xml:space="preserve">    </w:t>
       </w:r>
       <w:r>
@@ -1113,232 +1338,7 @@
           <w:rFonts w:ascii="JetBrains Mono" w:hAnsi="JetBrains Mono" w:cs="JetBrains Mono"/>
           <w:sz w:val="20"/>
           <w:szCs w:val="20"/>
-          <w:color w:val="1750EB"/>
-        </w:rPr>
-        <w:t>if</w:t>
-      </w:r>
-      <w:r>
-        <w:rPr>
-          <w:rFonts w:ascii="JetBrains Mono" w:hAnsi="JetBrains Mono" w:cs="JetBrains Mono"/>
-          <w:sz w:val="20"/>
-          <w:szCs w:val="20"/>
-          <w:color w:val="080808"/>
-        </w:rPr>
-        <w:t xml:space="preserve"> choice </w:t>
-      </w:r>
-      <w:r>
-        <w:rPr>
-          <w:rFonts w:ascii="Consolas" w:hAnsi="Consolas" w:cs="JetBrains Mono"/>
-          <w:sz w:val="20"/>
-          <w:szCs w:val="20"/>
-          <w:color w:val="080808"/>
-        </w:rPr>
-        <w:t>==</w:t>
-      </w:r>
-      <w:r>
-        <w:rPr>
-          <w:rFonts w:ascii="JetBrains Mono" w:hAnsi="JetBrains Mono" w:cs="JetBrains Mono"/>
-          <w:sz w:val="20"/>
-          <w:szCs w:val="20"/>
-          <w:color w:val="080808"/>
-        </w:rPr>
-        <w:t xml:space="preserve"> </w:t>
-      </w:r>
-      <w:r>
-        <w:rPr>
-          <w:rFonts w:ascii="JetBrains Mono" w:hAnsi="JetBrains Mono" w:cs="JetBrains Mono"/>
-          <w:sz w:val="20"/>
-          <w:szCs w:val="20"/>
-          <w:color w:val="067D17"/>
-        </w:rPr>
-        <w:t>"1"</w:t>
-      </w:r>
-      <w:r>
-        <w:rPr>
-          <w:rFonts w:ascii="JetBrains Mono" w:hAnsi="JetBrains Mono" w:cs="JetBrains Mono"/>
-          <w:sz w:val="20"/>
-          <w:szCs w:val="20"/>
-          <w:color w:val="080808"/>
-        </w:rPr>
-        <w:t>:</w:t>
-      </w:r>
-      <w:r>
-        <w:rPr>
-          <w:rFonts w:ascii="JetBrains Mono" w:hAnsi="JetBrains Mono" w:cs="JetBrains Mono"/>
-          <w:sz w:val="20"/>
-          <w:szCs w:val="20"/>
-          <w:color w:val="080808"/>
-        </w:rPr>
-        <w:br/>
-      </w:r>
-      <w:r>
-        <w:rPr>
-          <w:rFonts w:ascii="JetBrains Mono" w:hAnsi="JetBrains Mono" w:cs="JetBrains Mono"/>
-          <w:sz w:val="20"/>
-          <w:szCs w:val="20"/>
-          <w:color w:val="080808"/>
-        </w:rPr>
-        <w:t xml:space="preserve">        </w:t>
-      </w:r>
-      <w:r>
-        <w:rPr>
-          <w:rFonts w:ascii="JetBrains Mono" w:hAnsi="JetBrains Mono" w:cs="JetBrains Mono"/>
-          <w:sz w:val="20"/>
-          <w:szCs w:val="20"/>
-          <w:color w:val="1750EB"/>
-        </w:rPr>
-        <w:t>print</w:t>
-      </w:r>
-      <w:r>
-        <w:rPr>
-          <w:rFonts w:ascii="JetBrains Mono" w:hAnsi="JetBrains Mono" w:cs="JetBrains Mono"/>
-          <w:sz w:val="20"/>
-          <w:szCs w:val="20"/>
-          <w:color w:val="080808"/>
-        </w:rPr>
-        <w:t>(</w:t>
-      </w:r>
-      <w:r>
-        <w:rPr>
-          <w:rFonts w:ascii="JetBrains Mono" w:hAnsi="JetBrains Mono" w:cs="JetBrains Mono"/>
-          <w:sz w:val="20"/>
-          <w:szCs w:val="20"/>
-          <w:color w:val="067D17"/>
-        </w:rPr>
-        <w:t>"Hello!"</w:t>
-      </w:r>
-      <w:r>
-        <w:rPr>
-          <w:rFonts w:ascii="JetBrains Mono" w:hAnsi="JetBrains Mono" w:cs="JetBrains Mono"/>
-          <w:sz w:val="20"/>
-          <w:szCs w:val="20"/>
-          <w:color w:val="080808"/>
-        </w:rPr>
-        <w:t>)</w:t>
-      </w:r>
-      <w:r>
-        <w:rPr>
-          <w:rFonts w:ascii="JetBrains Mono" w:hAnsi="JetBrains Mono" w:cs="JetBrains Mono"/>
-          <w:sz w:val="20"/>
-          <w:szCs w:val="20"/>
-          <w:color w:val="080808"/>
-        </w:rPr>
-        <w:br/>
-      </w:r>
-      <w:r>
-        <w:rPr>
-          <w:rFonts w:ascii="JetBrains Mono" w:hAnsi="JetBrains Mono" w:cs="JetBrains Mono"/>
-          <w:sz w:val="20"/>
-          <w:szCs w:val="20"/>
-          <w:color w:val="080808"/>
-        </w:rPr>
-        <w:t xml:space="preserve">    </w:t>
-      </w:r>
-      <w:r>
-        <w:rPr>
-          <w:rFonts w:ascii="JetBrains Mono" w:hAnsi="JetBrains Mono" w:cs="JetBrains Mono"/>
-          <w:sz w:val="20"/>
-          <w:szCs w:val="20"/>
-          <w:color w:val="1750EB"/>
-        </w:rPr>
-        <w:t>elif</w:t>
-      </w:r>
-      <w:r>
-        <w:rPr>
-          <w:rFonts w:ascii="JetBrains Mono" w:hAnsi="JetBrains Mono" w:cs="JetBrains Mono"/>
-          <w:sz w:val="20"/>
-          <w:szCs w:val="20"/>
-          <w:color w:val="080808"/>
-        </w:rPr>
-        <w:t xml:space="preserve"> choice </w:t>
-      </w:r>
-      <w:r>
-        <w:rPr>
-          <w:rFonts w:ascii="Consolas" w:hAnsi="Consolas" w:cs="JetBrains Mono"/>
-          <w:sz w:val="20"/>
-          <w:szCs w:val="20"/>
-          <w:color w:val="080808"/>
-        </w:rPr>
-        <w:t>==</w:t>
-      </w:r>
-      <w:r>
-        <w:rPr>
-          <w:rFonts w:ascii="JetBrains Mono" w:hAnsi="JetBrains Mono" w:cs="JetBrains Mono"/>
-          <w:sz w:val="20"/>
-          <w:szCs w:val="20"/>
-          <w:color w:val="080808"/>
-        </w:rPr>
-        <w:t xml:space="preserve"> </w:t>
-      </w:r>
-      <w:r>
-        <w:rPr>
-          <w:rFonts w:ascii="JetBrains Mono" w:hAnsi="JetBrains Mono" w:cs="JetBrains Mono"/>
-          <w:sz w:val="20"/>
-          <w:szCs w:val="20"/>
-          <w:color w:val="067D17"/>
-        </w:rPr>
-        <w:t>"2"</w:t>
-      </w:r>
-      <w:r>
-        <w:rPr>
-          <w:rFonts w:ascii="JetBrains Mono" w:hAnsi="JetBrains Mono" w:cs="JetBrains Mono"/>
-          <w:sz w:val="20"/>
-          <w:szCs w:val="20"/>
-          <w:color w:val="080808"/>
-        </w:rPr>
-        <w:t>:</w:t>
-      </w:r>
-      <w:r>
-        <w:rPr>
-          <w:rFonts w:ascii="JetBrains Mono" w:hAnsi="JetBrains Mono" w:cs="JetBrains Mono"/>
-          <w:sz w:val="20"/>
-          <w:szCs w:val="20"/>
-          <w:color w:val="080808"/>
-        </w:rPr>
-        <w:br/>
-      </w:r>
-      <w:r>
-        <w:rPr>
-          <w:rFonts w:ascii="JetBrains Mono" w:hAnsi="JetBrains Mono" w:cs="JetBrains Mono"/>
-          <w:sz w:val="20"/>
-          <w:szCs w:val="20"/>
-          <w:color w:val="080808"/>
-        </w:rPr>
-        <w:t xml:space="preserve">        running = </w:t>
-      </w:r>
-      <w:r>
-        <w:rPr>
-          <w:rFonts w:ascii="JetBrains Mono" w:hAnsi="JetBrains Mono" w:cs="JetBrains Mono"/>
-          <w:sz w:val="20"/>
-          <w:szCs w:val="20"/>
-          <w:color w:val="1750EB"/>
-        </w:rPr>
-        <w:t>False</w:t>
-      </w:r>
-      <w:r>
-        <w:rPr>
-          <w:rFonts w:ascii="JetBrains Mono" w:hAnsi="JetBrains Mono" w:cs="JetBrains Mono"/>
-          <w:sz w:val="20"/>
-          <w:szCs w:val="20"/>
-          <w:color w:val="080808"/>
-        </w:rPr>
-        <w:br/>
-      </w:r>
-      <w:r>
-        <w:rPr>
-          <w:rFonts w:ascii="JetBrains Mono" w:hAnsi="JetBrains Mono" w:cs="JetBrains Mono"/>
-          <w:sz w:val="20"/>
-          <w:szCs w:val="20"/>
-          <w:color w:val="080808"/>
-        </w:rPr>
-        <w:t xml:space="preserve">    </w:t>
-      </w:r>
-      <w:r>
-        <w:rPr>
-          <w:rFonts w:ascii="JetBrains Mono" w:hAnsi="JetBrains Mono" w:cs="JetBrains Mono"/>
-          <w:sz w:val="20"/>
-          <w:szCs w:val="20"/>
-          <w:color w:val="1750EB"/>
+          <w:color w:val="C45E00"/>
         </w:rPr>
         <w:t>else</w:t>
       </w:r>
@@ -2190,7 +2190,7 @@
           <w:kern w:val="0"/>
           <w:szCs w:val="24"/>
           <w14:ligatures w14:val="none"/>
-          <w:color w:val="1750EB"/>
+          <w:color w:val="C45E00"/>
         </w:rPr>
         <w:t>while</w:t>
       </w:r>
@@ -2223,6 +2223,46 @@
           <w:color w:val="080808"/>
         </w:rPr>
         <w:t xml:space="preserve"> </w:t>
+      </w:r>
+      <w:r>
+        <w:rPr>
+          <w:rFonts w:ascii="JetBrains Mono" w:hAnsi="JetBrains Mono" w:eastAsia="Times New Roman" w:cs="JetBrains Mono"/>
+          <w:kern w:val="0"/>
+          <w:szCs w:val="24"/>
+          <w14:ligatures w14:val="none"/>
+          <w:color w:val="C45E00"/>
+        </w:rPr>
+        <w:t>True</w:t>
+      </w:r>
+      <w:r>
+        <w:rPr>
+          <w:rFonts w:ascii="JetBrains Mono" w:hAnsi="JetBrains Mono" w:eastAsia="Times New Roman" w:cs="JetBrains Mono"/>
+          <w:kern w:val="0"/>
+          <w:szCs w:val="24"/>
+          <w14:ligatures w14:val="none"/>
+          <w:color w:val="080808"/>
+        </w:rPr>
+        <w:t>:</w:t>
+      </w:r>
+      <w:r>
+        <w:rPr>
+          <w:rFonts w:ascii="JetBrains Mono" w:hAnsi="JetBrains Mono" w:eastAsia="Times New Roman" w:cs="JetBrains Mono"/>
+          <w:kern w:val="0"/>
+          <w:szCs w:val="24"/>
+          <w14:ligatures w14:val="none"/>
+          <w:color w:val="080808"/>
+        </w:rPr>
+        <w:br/>
+      </w:r>
+      <w:r>
+        <w:rPr>
+          <w:rFonts w:ascii="JetBrains Mono" w:hAnsi="JetBrains Mono" w:eastAsia="Times New Roman" w:cs="JetBrains Mono"/>
+          <w:kern w:val="0"/>
+          <w:szCs w:val="24"/>
+          <w14:ligatures w14:val="none"/>
+          <w:color w:val="080808"/>
+        </w:rPr>
+        <w:t xml:space="preserve">    choice = </w:t>
       </w:r>
       <w:r>
         <w:rPr>
@@ -2232,7 +2272,7 @@
           <w14:ligatures w14:val="none"/>
           <w:color w:val="1750EB"/>
         </w:rPr>
-        <w:t>True</w:t>
+        <w:t>input</w:t>
       </w:r>
       <w:r>
         <w:rPr>
@@ -2242,7 +2282,7 @@
           <w14:ligatures w14:val="none"/>
           <w:color w:val="080808"/>
         </w:rPr>
-        <w:t>:</w:t>
+        <w:t>(</w:t>
       </w:r>
       <w:r>
         <w:rPr>
@@ -2250,9 +2290,9 @@
           <w:kern w:val="0"/>
           <w:szCs w:val="24"/>
           <w14:ligatures w14:val="none"/>
-          <w:color w:val="080808"/>
-        </w:rPr>
-        <w:br/>
+          <w:color w:val="067D17"/>
+        </w:rPr>
+        <w:t>"1: greet, 2: leave: "</w:t>
       </w:r>
       <w:r>
         <w:rPr>
@@ -2262,7 +2302,107 @@
           <w14:ligatures w14:val="none"/>
           <w:color w:val="080808"/>
         </w:rPr>
-        <w:t xml:space="preserve">    choice = </w:t>
+        <w:t>)</w:t>
+      </w:r>
+      <w:r>
+        <w:rPr>
+          <w:rFonts w:ascii="JetBrains Mono" w:hAnsi="JetBrains Mono" w:eastAsia="Times New Roman" w:cs="JetBrains Mono"/>
+          <w:kern w:val="0"/>
+          <w:szCs w:val="24"/>
+          <w14:ligatures w14:val="none"/>
+          <w:color w:val="080808"/>
+        </w:rPr>
+        <w:br/>
+      </w:r>
+      <w:r>
+        <w:rPr>
+          <w:rFonts w:ascii="JetBrains Mono" w:hAnsi="JetBrains Mono" w:eastAsia="Times New Roman" w:cs="JetBrains Mono"/>
+          <w:kern w:val="0"/>
+          <w:szCs w:val="24"/>
+          <w14:ligatures w14:val="none"/>
+          <w:color w:val="080808"/>
+        </w:rPr>
+        <w:t xml:space="preserve">    </w:t>
+      </w:r>
+      <w:r>
+        <w:rPr>
+          <w:rFonts w:ascii="JetBrains Mono" w:hAnsi="JetBrains Mono" w:eastAsia="Times New Roman" w:cs="JetBrains Mono"/>
+          <w:kern w:val="0"/>
+          <w:szCs w:val="24"/>
+          <w14:ligatures w14:val="none"/>
+          <w:color w:val="C45E00"/>
+        </w:rPr>
+        <w:t>if</w:t>
+      </w:r>
+      <w:r>
+        <w:rPr>
+          <w:rFonts w:ascii="JetBrains Mono" w:hAnsi="JetBrains Mono" w:eastAsia="Times New Roman" w:cs="JetBrains Mono"/>
+          <w:kern w:val="0"/>
+          <w:szCs w:val="24"/>
+          <w14:ligatures w14:val="none"/>
+          <w:color w:val="080808"/>
+        </w:rPr>
+        <w:t xml:space="preserve"> choice </w:t>
+      </w:r>
+      <w:r>
+        <w:rPr>
+          <w:rFonts w:ascii="Consolas" w:hAnsi="Consolas" w:eastAsia="Times New Roman" w:cs="JetBrains Mono"/>
+          <w:kern w:val="0"/>
+          <w:szCs w:val="24"/>
+          <w14:ligatures w14:val="none"/>
+          <w:color w:val="080808"/>
+        </w:rPr>
+        <w:t>==</w:t>
+      </w:r>
+      <w:r>
+        <w:rPr>
+          <w:rFonts w:ascii="JetBrains Mono" w:hAnsi="JetBrains Mono" w:eastAsia="Times New Roman" w:cs="JetBrains Mono"/>
+          <w:kern w:val="0"/>
+          <w:szCs w:val="24"/>
+          <w14:ligatures w14:val="none"/>
+          <w:color w:val="080808"/>
+        </w:rPr>
+        <w:t xml:space="preserve"> </w:t>
+      </w:r>
+      <w:r>
+        <w:rPr>
+          <w:rFonts w:ascii="JetBrains Mono" w:hAnsi="JetBrains Mono" w:eastAsia="Times New Roman" w:cs="JetBrains Mono"/>
+          <w:kern w:val="0"/>
+          <w:szCs w:val="24"/>
+          <w14:ligatures w14:val="none"/>
+          <w:color w:val="067D17"/>
+        </w:rPr>
+        <w:t>"1"</w:t>
+      </w:r>
+      <w:r>
+        <w:rPr>
+          <w:rFonts w:ascii="JetBrains Mono" w:hAnsi="JetBrains Mono" w:eastAsia="Times New Roman" w:cs="JetBrains Mono"/>
+          <w:kern w:val="0"/>
+          <w:szCs w:val="24"/>
+          <w14:ligatures w14:val="none"/>
+          <w:color w:val="080808"/>
+        </w:rPr>
+        <w:t>:</w:t>
+      </w:r>
+      <w:r>
+        <w:rPr>
+          <w:rFonts w:ascii="JetBrains Mono" w:hAnsi="JetBrains Mono" w:eastAsia="Times New Roman" w:cs="JetBrains Mono"/>
+          <w:kern w:val="0"/>
+          <w:szCs w:val="24"/>
+          <w14:ligatures w14:val="none"/>
+          <w:color w:val="080808"/>
+        </w:rPr>
+        <w:br/>
+      </w:r>
+      <w:r>
+        <w:rPr>
+          <w:rFonts w:ascii="JetBrains Mono" w:hAnsi="JetBrains Mono" w:eastAsia="Times New Roman" w:cs="JetBrains Mono"/>
+          <w:kern w:val="0"/>
+          <w:szCs w:val="24"/>
+          <w14:ligatures w14:val="none"/>
+          <w:color w:val="080808"/>
+        </w:rPr>
+        <w:t xml:space="preserve">        </w:t>
       </w:r>
       <w:r>
         <w:rPr>
@@ -2272,7 +2412,7 @@
           <w14:ligatures w14:val="none"/>
           <w:color w:val="1750EB"/>
         </w:rPr>
-        <w:t>input</w:t>
+        <w:t>print</w:t>
       </w:r>
       <w:r>
         <w:rPr>
@@ -2292,7 +2432,7 @@
           <w14:ligatures w14:val="none"/>
           <w:color w:val="067D17"/>
         </w:rPr>
-        <w:t>"1: greet, 2: leave: "</w:t>
+        <w:t>"Hello!"</w:t>
       </w:r>
       <w:r>
         <w:rPr>
@@ -2330,9 +2470,9 @@
           <w:kern w:val="0"/>
           <w:szCs w:val="24"/>
           <w14:ligatures w14:val="none"/>
-          <w:color w:val="1750EB"/>
-        </w:rPr>
-        <w:t>if</w:t>
+          <w:color w:val="C45E00"/>
+        </w:rPr>
+        <w:t>elif</w:t>
       </w:r>
       <w:r>
         <w:rPr>
@@ -2372,7 +2512,7 @@
           <w14:ligatures w14:val="none"/>
           <w:color w:val="067D17"/>
         </w:rPr>
-        <w:t>"1"</w:t>
+        <w:t>"2"</w:t>
       </w:r>
       <w:r>
         <w:rPr>
@@ -2402,7 +2542,17 @@
           <w14:ligatures w14:val="none"/>
           <w:color w:val="080808"/>
         </w:rPr>
-        <w:t xml:space="preserve">        </w:t>
+        <w:t xml:space="preserve">        running </w:t>
+      </w:r>
+      <w:r>
+        <w:rPr>
+          <w:rFonts w:ascii="Consolas" w:hAnsi="Consolas" w:eastAsia="Times New Roman" w:cs="JetBrains Mono"/>
+          <w:kern w:val="0"/>
+          <w:szCs w:val="24"/>
+          <w14:ligatures w14:val="none"/>
+          <w:color w:val="080808"/>
+        </w:rPr>
+        <w:t>==</w:t>
       </w:r>
       <w:r>
         <w:rPr>
@@ -2410,9 +2560,9 @@
           <w:kern w:val="0"/>
           <w:szCs w:val="24"/>
           <w14:ligatures w14:val="none"/>
-          <w:color w:val="1750EB"/>
-        </w:rPr>
-        <w:t>print</w:t>
+          <w:color w:val="080808"/>
+        </w:rPr>
+        <w:t xml:space="preserve"> </w:t>
       </w:r>
       <w:r>
         <w:rPr>
@@ -2420,157 +2570,7 @@
           <w:kern w:val="0"/>
           <w:szCs w:val="24"/>
           <w14:ligatures w14:val="none"/>
-          <w:color w:val="080808"/>
-        </w:rPr>
-        <w:t>(</w:t>
-      </w:r>
-      <w:r>
-        <w:rPr>
-          <w:rFonts w:ascii="JetBrains Mono" w:hAnsi="JetBrains Mono" w:eastAsia="Times New Roman" w:cs="JetBrains Mono"/>
-          <w:kern w:val="0"/>
-          <w:szCs w:val="24"/>
-          <w14:ligatures w14:val="none"/>
-          <w:color w:val="067D17"/>
-        </w:rPr>
-        <w:t>"Hello!"</w:t>
-      </w:r>
-      <w:r>
-        <w:rPr>
-          <w:rFonts w:ascii="JetBrains Mono" w:hAnsi="JetBrains Mono" w:eastAsia="Times New Roman" w:cs="JetBrains Mono"/>
-          <w:kern w:val="0"/>
-          <w:szCs w:val="24"/>
-          <w14:ligatures w14:val="none"/>
-          <w:color w:val="080808"/>
-        </w:rPr>
-        <w:t>)</w:t>
-      </w:r>
-      <w:r>
-        <w:rPr>
-          <w:rFonts w:ascii="JetBrains Mono" w:hAnsi="JetBrains Mono" w:eastAsia="Times New Roman" w:cs="JetBrains Mono"/>
-          <w:kern w:val="0"/>
-          <w:szCs w:val="24"/>
-          <w14:ligatures w14:val="none"/>
-          <w:color w:val="080808"/>
-        </w:rPr>
-        <w:br/>
-      </w:r>
-      <w:r>
-        <w:rPr>
-          <w:rFonts w:ascii="JetBrains Mono" w:hAnsi="JetBrains Mono" w:eastAsia="Times New Roman" w:cs="JetBrains Mono"/>
-          <w:kern w:val="0"/>
-          <w:szCs w:val="24"/>
-          <w14:ligatures w14:val="none"/>
-          <w:color w:val="080808"/>
-        </w:rPr>
-        <w:t xml:space="preserve">    </w:t>
-      </w:r>
-      <w:r>
-        <w:rPr>
-          <w:rFonts w:ascii="JetBrains Mono" w:hAnsi="JetBrains Mono" w:eastAsia="Times New Roman" w:cs="JetBrains Mono"/>
-          <w:kern w:val="0"/>
-          <w:szCs w:val="24"/>
-          <w14:ligatures w14:val="none"/>
-          <w:color w:val="1750EB"/>
-        </w:rPr>
-        <w:t>elif</w:t>
-      </w:r>
-      <w:r>
-        <w:rPr>
-          <w:rFonts w:ascii="JetBrains Mono" w:hAnsi="JetBrains Mono" w:eastAsia="Times New Roman" w:cs="JetBrains Mono"/>
-          <w:kern w:val="0"/>
-          <w:szCs w:val="24"/>
-          <w14:ligatures w14:val="none"/>
-          <w:color w:val="080808"/>
-        </w:rPr>
-        <w:t xml:space="preserve"> choice </w:t>
-      </w:r>
-      <w:r>
-        <w:rPr>
-          <w:rFonts w:ascii="Consolas" w:hAnsi="Consolas" w:eastAsia="Times New Roman" w:cs="JetBrains Mono"/>
-          <w:kern w:val="0"/>
-          <w:szCs w:val="24"/>
-          <w14:ligatures w14:val="none"/>
-          <w:color w:val="080808"/>
-        </w:rPr>
-        <w:t>==</w:t>
-      </w:r>
-      <w:r>
-        <w:rPr>
-          <w:rFonts w:ascii="JetBrains Mono" w:hAnsi="JetBrains Mono" w:eastAsia="Times New Roman" w:cs="JetBrains Mono"/>
-          <w:kern w:val="0"/>
-          <w:szCs w:val="24"/>
-          <w14:ligatures w14:val="none"/>
-          <w:color w:val="080808"/>
-        </w:rPr>
-        <w:t xml:space="preserve"> </w:t>
-      </w:r>
-      <w:r>
-        <w:rPr>
-          <w:rFonts w:ascii="JetBrains Mono" w:hAnsi="JetBrains Mono" w:eastAsia="Times New Roman" w:cs="JetBrains Mono"/>
-          <w:kern w:val="0"/>
-          <w:szCs w:val="24"/>
-          <w14:ligatures w14:val="none"/>
-          <w:color w:val="067D17"/>
-        </w:rPr>
-        <w:t>"2"</w:t>
-      </w:r>
-      <w:r>
-        <w:rPr>
-          <w:rFonts w:ascii="JetBrains Mono" w:hAnsi="JetBrains Mono" w:eastAsia="Times New Roman" w:cs="JetBrains Mono"/>
-          <w:kern w:val="0"/>
-          <w:szCs w:val="24"/>
-          <w14:ligatures w14:val="none"/>
-          <w:color w:val="080808"/>
-        </w:rPr>
-        <w:t>:</w:t>
-      </w:r>
-      <w:r>
-        <w:rPr>
-          <w:rFonts w:ascii="JetBrains Mono" w:hAnsi="JetBrains Mono" w:eastAsia="Times New Roman" w:cs="JetBrains Mono"/>
-          <w:kern w:val="0"/>
-          <w:szCs w:val="24"/>
-          <w14:ligatures w14:val="none"/>
-          <w:color w:val="080808"/>
-        </w:rPr>
-        <w:br/>
-      </w:r>
-      <w:r>
-        <w:rPr>
-          <w:rFonts w:ascii="JetBrains Mono" w:hAnsi="JetBrains Mono" w:eastAsia="Times New Roman" w:cs="JetBrains Mono"/>
-          <w:kern w:val="0"/>
-          <w:szCs w:val="24"/>
-          <w14:ligatures w14:val="none"/>
-          <w:color w:val="080808"/>
-        </w:rPr>
-        <w:t xml:space="preserve">        running </w:t>
-      </w:r>
-      <w:r>
-        <w:rPr>
-          <w:rFonts w:ascii="Consolas" w:hAnsi="Consolas" w:eastAsia="Times New Roman" w:cs="JetBrains Mono"/>
-          <w:kern w:val="0"/>
-          <w:szCs w:val="24"/>
-          <w14:ligatures w14:val="none"/>
-          <w:color w:val="080808"/>
-        </w:rPr>
-        <w:t>==</w:t>
-      </w:r>
-      <w:r>
-        <w:rPr>
-          <w:rFonts w:ascii="JetBrains Mono" w:hAnsi="JetBrains Mono" w:eastAsia="Times New Roman" w:cs="JetBrains Mono"/>
-          <w:kern w:val="0"/>
-          <w:szCs w:val="24"/>
-          <w14:ligatures w14:val="none"/>
-          <w:color w:val="080808"/>
-        </w:rPr>
-        <w:t xml:space="preserve"> </w:t>
-      </w:r>
-      <w:r>
-        <w:rPr>
-          <w:rFonts w:ascii="JetBrains Mono" w:hAnsi="JetBrains Mono" w:eastAsia="Times New Roman" w:cs="JetBrains Mono"/>
-          <w:kern w:val="0"/>
-          <w:szCs w:val="24"/>
-          <w14:ligatures w14:val="none"/>
-          <w:color w:val="1750EB"/>
+          <w:color w:val="C45E00"/>
         </w:rPr>
         <w:t>False</w:t>
       </w:r>
